--- a/template/pROPOSAL/cetak form penilaian proposal tipe nilai TEMPLATE.docx
+++ b/template/pROPOSAL/cetak form penilaian proposal tipe nilai TEMPLATE.docx
@@ -229,27 +229,40 @@
                 <w:bCs/>
                 <w:color w:val="000000" w:themeColor="text1"/>
               </w:rPr>
-              <w:t>${</w:t>
+              <w:t>${nama_judul}</w:t>
+            </w:r>
+            <w:r>
+              <w:rPr>
+                <w:rFonts w:ascii="Segoe UI" w:hAnsi="Segoe UI" w:cs="Segoe UI"/>
+                <w:b/>
+                <w:bCs/>
+                <w:color w:val="000000" w:themeColor="text1"/>
+              </w:rPr>
+              <w:t/>
+            </w:r>
+            <w:r>
+              <w:rPr>
+                <w:rFonts w:ascii="Segoe UI" w:hAnsi="Segoe UI" w:cs="Segoe UI"/>
+                <w:bCs/>
+                <w:color w:val="000000" w:themeColor="text1"/>
+              </w:rPr>
+              <w:t xml:space="preserve"/>
             </w:r>
             <w:proofErr w:type="spellStart"/>
             <w:r>
               <w:rPr>
                 <w:rFonts w:ascii="Segoe UI" w:hAnsi="Segoe UI" w:cs="Segoe UI"/>
-                <w:b/>
-                <w:bCs/>
-                <w:color w:val="000000" w:themeColor="text1"/>
-              </w:rPr>
-              <w:t>nama_judul</w:t>
+                <w:color w:val="000000" w:themeColor="text1"/>
+              </w:rPr>
+              <w:t/>
             </w:r>
             <w:proofErr w:type="spellEnd"/>
             <w:r>
               <w:rPr>
                 <w:rFonts w:ascii="Segoe UI" w:hAnsi="Segoe UI" w:cs="Segoe UI"/>
-                <w:b/>
-                <w:bCs/>
-                <w:color w:val="000000" w:themeColor="text1"/>
-              </w:rPr>
-              <w:t>}</w:t>
+                <w:color w:val="000000" w:themeColor="text1"/>
+              </w:rPr>
+              <w:t/>
             </w:r>
           </w:p>
         </w:tc>
@@ -373,19 +386,33 @@
                 <w:sz w:val="23"/>
                 <w:szCs w:val="23"/>
               </w:rPr>
-              <w:t>${</w:t>
+              <w:t>${nama_mhs}</w:t>
+            </w:r>
+            <w:r>
+              <w:rPr>
+                <w:rFonts w:ascii="Cambria" w:hAnsi="Cambria"/>
+                <w:b/>
+                <w:bCs/>
+                <w:color w:val="000000" w:themeColor="text1"/>
+                <w:sz w:val="23"/>
+                <w:szCs w:val="23"/>
+              </w:rPr>
+              <w:t/>
+            </w:r>
+            <w:r>
+              <w:rPr>
+                <w:rFonts w:ascii="Segoe UI" w:hAnsi="Segoe UI" w:cs="Segoe UI"/>
+                <w:color w:val="000000" w:themeColor="text1"/>
+              </w:rPr>
+              <w:t xml:space="preserve"/>
             </w:r>
             <w:proofErr w:type="spellStart"/>
             <w:r>
               <w:rPr>
-                <w:rFonts w:ascii="Cambria" w:hAnsi="Cambria"/>
-                <w:b/>
-                <w:bCs/>
-                <w:color w:val="000000" w:themeColor="text1"/>
-                <w:sz w:val="23"/>
-                <w:szCs w:val="23"/>
-              </w:rPr>
-              <w:t>nama_mhs</w:t>
+                <w:rFonts w:ascii="Segoe UI" w:hAnsi="Segoe UI" w:cs="Segoe UI"/>
+                <w:color w:val="000000" w:themeColor="text1"/>
+              </w:rPr>
+              <w:t/>
             </w:r>
             <w:proofErr w:type="spellEnd"/>
             <w:r>
@@ -397,7 +424,7 @@
                 <w:sz w:val="23"/>
                 <w:szCs w:val="23"/>
               </w:rPr>
-              <w:t>}</w:t>
+              <w:t/>
             </w:r>
           </w:p>
         </w:tc>
@@ -444,6 +471,39 @@
                 <w:szCs w:val="23"/>
               </w:rPr>
               <w:t>${nim}</w:t>
+            </w:r>
+            <w:r>
+              <w:rPr>
+                <w:rFonts w:ascii="Cambria" w:hAnsi="Cambria"/>
+                <w:b/>
+                <w:bCs/>
+                <w:color w:val="000000" w:themeColor="text1"/>
+                <w:sz w:val="23"/>
+                <w:szCs w:val="23"/>
+              </w:rPr>
+              <w:t/>
+            </w:r>
+            <w:r>
+              <w:rPr>
+                <w:rFonts w:ascii="Cambria" w:hAnsi="Cambria"/>
+                <w:b/>
+                <w:bCs/>
+                <w:color w:val="000000" w:themeColor="text1"/>
+                <w:sz w:val="23"/>
+                <w:szCs w:val="23"/>
+              </w:rPr>
+              <w:t/>
+            </w:r>
+            <w:r>
+              <w:rPr>
+                <w:rFonts w:ascii="Cambria" w:hAnsi="Cambria"/>
+                <w:b/>
+                <w:bCs/>
+                <w:color w:val="000000" w:themeColor="text1"/>
+                <w:sz w:val="23"/>
+                <w:szCs w:val="23"/>
+              </w:rPr>
+              <w:t/>
             </w:r>
           </w:p>
         </w:tc>
@@ -567,31 +627,57 @@
                 <w:sz w:val="23"/>
                 <w:szCs w:val="23"/>
               </w:rPr>
-              <w:t>${</w:t>
+              <w:t>${nama_ketua_pembimbing}</w:t>
+            </w:r>
+            <w:r>
+              <w:rPr>
+                <w:rFonts w:ascii="Cambria" w:hAnsi="Cambria"/>
+                <w:b/>
+                <w:bCs/>
+                <w:color w:val="000000" w:themeColor="text1"/>
+                <w:sz w:val="23"/>
+                <w:szCs w:val="23"/>
+              </w:rPr>
+              <w:t/>
+            </w:r>
+            <w:r>
+              <w:rPr>
+                <w:rFonts w:ascii="Segoe UI" w:hAnsi="Segoe UI" w:cs="Segoe UI"/>
+                <w:color w:val="000000" w:themeColor="text1"/>
+              </w:rPr>
+              <w:t xml:space="preserve"/>
             </w:r>
             <w:proofErr w:type="spellStart"/>
             <w:r>
               <w:rPr>
-                <w:rFonts w:ascii="Cambria" w:hAnsi="Cambria"/>
-                <w:b/>
-                <w:bCs/>
-                <w:color w:val="000000" w:themeColor="text1"/>
-                <w:sz w:val="23"/>
-                <w:szCs w:val="23"/>
-              </w:rPr>
-              <w:t>nama_ketua_pembimbing</w:t>
+                <w:rFonts w:ascii="Segoe UI" w:hAnsi="Segoe UI" w:cs="Segoe UI"/>
+                <w:color w:val="000000" w:themeColor="text1"/>
+              </w:rPr>
+              <w:t/>
             </w:r>
             <w:proofErr w:type="spellEnd"/>
             <w:r>
               <w:rPr>
-                <w:rFonts w:ascii="Cambria" w:hAnsi="Cambria"/>
-                <w:b/>
-                <w:bCs/>
-                <w:color w:val="000000" w:themeColor="text1"/>
-                <w:sz w:val="23"/>
-                <w:szCs w:val="23"/>
-              </w:rPr>
-              <w:t>}</w:t>
+                <w:rFonts w:ascii="Segoe UI" w:hAnsi="Segoe UI" w:cs="Segoe UI"/>
+                <w:color w:val="000000" w:themeColor="text1"/>
+              </w:rPr>
+              <w:t xml:space="preserve"/>
+            </w:r>
+            <w:proofErr w:type="spellStart"/>
+            <w:r>
+              <w:rPr>
+                <w:rFonts w:ascii="Segoe UI" w:hAnsi="Segoe UI" w:cs="Segoe UI"/>
+                <w:color w:val="000000" w:themeColor="text1"/>
+              </w:rPr>
+              <w:t/>
+            </w:r>
+            <w:proofErr w:type="spellEnd"/>
+            <w:r>
+              <w:rPr>
+                <w:rFonts w:ascii="Segoe UI" w:hAnsi="Segoe UI" w:cs="Segoe UI"/>
+                <w:color w:val="000000" w:themeColor="text1"/>
+              </w:rPr>
+              <w:t/>
             </w:r>
           </w:p>
         </w:tc>
@@ -752,31 +838,48 @@
                 <w:sz w:val="23"/>
                 <w:szCs w:val="23"/>
               </w:rPr>
-              <w:t>${</w:t>
+              <w:t>${nama_pembimbing_i}</w:t>
+            </w:r>
+            <w:r>
+              <w:rPr>
+                <w:rFonts w:ascii="Cambria" w:hAnsi="Cambria"/>
+                <w:b/>
+                <w:bCs/>
+                <w:color w:val="000000" w:themeColor="text1"/>
+                <w:sz w:val="23"/>
+                <w:szCs w:val="23"/>
+              </w:rPr>
+              <w:t/>
+            </w:r>
+            <w:r>
+              <w:rPr>
+                <w:rFonts w:ascii="Segoe UI" w:hAnsi="Segoe UI" w:cs="Segoe UI"/>
+                <w:color w:val="000000" w:themeColor="text1"/>
+              </w:rPr>
+              <w:t xml:space="preserve"/>
             </w:r>
             <w:proofErr w:type="spellStart"/>
             <w:r>
               <w:rPr>
-                <w:rFonts w:ascii="Cambria" w:hAnsi="Cambria"/>
-                <w:b/>
-                <w:bCs/>
-                <w:color w:val="000000" w:themeColor="text1"/>
-                <w:sz w:val="23"/>
-                <w:szCs w:val="23"/>
-              </w:rPr>
-              <w:t>nama_pembimbing_i</w:t>
+                <w:rFonts w:ascii="Segoe UI" w:hAnsi="Segoe UI" w:cs="Segoe UI"/>
+                <w:color w:val="000000" w:themeColor="text1"/>
+              </w:rPr>
+              <w:t/>
             </w:r>
             <w:proofErr w:type="spellEnd"/>
             <w:r>
               <w:rPr>
-                <w:rFonts w:ascii="Cambria" w:hAnsi="Cambria"/>
-                <w:b/>
-                <w:bCs/>
-                <w:color w:val="000000" w:themeColor="text1"/>
-                <w:sz w:val="23"/>
-                <w:szCs w:val="23"/>
-              </w:rPr>
-              <w:t>}</w:t>
+                <w:rFonts w:ascii="Segoe UI" w:hAnsi="Segoe UI" w:cs="Segoe UI"/>
+                <w:color w:val="000000" w:themeColor="text1"/>
+              </w:rPr>
+              <w:t xml:space="preserve"/>
+            </w:r>
+            <w:r>
+              <w:rPr>
+                <w:rFonts w:ascii="Segoe UI" w:hAnsi="Segoe UI" w:cs="Segoe UI"/>
+                <w:color w:val="000000" w:themeColor="text1"/>
+              </w:rPr>
+              <w:t/>
             </w:r>
           </w:p>
         </w:tc>
@@ -924,7 +1027,29 @@
                 <w:sz w:val="23"/>
                 <w:szCs w:val="23"/>
               </w:rPr>
-              <w:t>${</w:t>
+              <w:t>${nama_pembimbing_ii}</w:t>
+            </w:r>
+            <w:r>
+              <w:rPr>
+                <w:rFonts w:ascii="Cambria" w:hAnsi="Cambria"/>
+                <w:b/>
+                <w:bCs/>
+                <w:color w:val="000000" w:themeColor="text1"/>
+                <w:sz w:val="23"/>
+                <w:szCs w:val="23"/>
+              </w:rPr>
+              <w:t/>
+            </w:r>
+            <w:r>
+              <w:rPr>
+                <w:rFonts w:ascii="Cambria" w:hAnsi="Cambria"/>
+                <w:b/>
+                <w:bCs/>
+                <w:color w:val="000000" w:themeColor="text1"/>
+                <w:sz w:val="23"/>
+                <w:szCs w:val="23"/>
+              </w:rPr>
+              <w:t xml:space="preserve"/>
             </w:r>
             <w:proofErr w:type="spellStart"/>
             <w:r>
@@ -936,7 +1061,7 @@
                 <w:sz w:val="23"/>
                 <w:szCs w:val="23"/>
               </w:rPr>
-              <w:t>nama_pembimbing_ii</w:t>
+              <w:t/>
             </w:r>
             <w:proofErr w:type="spellEnd"/>
             <w:r>
@@ -948,7 +1073,18 @@
                 <w:sz w:val="23"/>
                 <w:szCs w:val="23"/>
               </w:rPr>
-              <w:t>}</w:t>
+              <w:t xml:space="preserve"/>
+            </w:r>
+            <w:r>
+              <w:rPr>
+                <w:rFonts w:ascii="Cambria" w:hAnsi="Cambria"/>
+                <w:b/>
+                <w:bCs/>
+                <w:color w:val="000000" w:themeColor="text1"/>
+                <w:sz w:val="23"/>
+                <w:szCs w:val="23"/>
+              </w:rPr>
+              <w:t/>
             </w:r>
           </w:p>
         </w:tc>
@@ -1428,9 +1564,8 @@
                 <w:sz w:val="21"/>
                 <w:szCs w:val="21"/>
               </w:rPr>
-              <w:t>${</w:t>
-            </w:r>
-            <w:proofErr w:type="spellStart"/>
+              <w:t>${nama_penilaian}</w:t>
+            </w:r>
             <w:r>
               <w:rPr>
                 <w:rFonts w:ascii="Cambria" w:hAnsi="Cambria"/>
@@ -1440,59 +1575,88 @@
                 <w:sz w:val="21"/>
                 <w:szCs w:val="21"/>
               </w:rPr>
-              <w:t>nama_penilaian</w:t>
-            </w:r>
-            <w:proofErr w:type="spellEnd"/>
-            <w:r>
-              <w:rPr>
-                <w:rFonts w:ascii="Cambria" w:hAnsi="Cambria"/>
-                <w:b/>
-                <w:bCs/>
+              <w:t/>
+            </w:r>
+            <w:r>
+              <w:rPr>
+                <w:rFonts w:ascii="Cambria" w:hAnsi="Cambria"/>
+                <w:b/>
                 <w:color w:val="000000" w:themeColor="text1"/>
                 <w:sz w:val="21"/>
                 <w:szCs w:val="21"/>
               </w:rPr>
-              <w:t>}</w:t>
-            </w:r>
-          </w:p>
-          <w:p>
-            <w:pPr>
-              <w:spacing w:after="0" w:line="240" w:lineRule="auto"/>
-              <w:rPr>
-                <w:rFonts w:ascii="Cambria" w:hAnsi="Cambria"/>
-                <w:color w:val="000000" w:themeColor="text1"/>
-                <w:sz w:val="18"/>
-                <w:szCs w:val="20"/>
-              </w:rPr>
-            </w:pPr>
-            <w:r>
-              <w:rPr>
-                <w:rFonts w:ascii="Cambria" w:hAnsi="Cambria"/>
-                <w:color w:val="000000" w:themeColor="text1"/>
-                <w:sz w:val="18"/>
-                <w:szCs w:val="20"/>
-              </w:rPr>
-              <w:t>${</w:t>
+              <w:t xml:space="preserve"/>
             </w:r>
             <w:proofErr w:type="spellStart"/>
             <w:r>
               <w:rPr>
                 <w:rFonts w:ascii="Cambria" w:hAnsi="Cambria"/>
-                <w:color w:val="000000" w:themeColor="text1"/>
-                <w:sz w:val="18"/>
-                <w:szCs w:val="20"/>
-              </w:rPr>
-              <w:t>keterangan</w:t>
+                <w:b/>
+                <w:color w:val="000000" w:themeColor="text1"/>
+                <w:sz w:val="21"/>
+                <w:szCs w:val="21"/>
+              </w:rPr>
+              <w:t/>
             </w:r>
             <w:proofErr w:type="spellEnd"/>
             <w:r>
               <w:rPr>
                 <w:rFonts w:ascii="Cambria" w:hAnsi="Cambria"/>
-                <w:color w:val="000000" w:themeColor="text1"/>
-                <w:sz w:val="18"/>
-                <w:szCs w:val="20"/>
-              </w:rPr>
-              <w:t>}</w:t>
+                <w:b/>
+                <w:color w:val="000000" w:themeColor="text1"/>
+                <w:sz w:val="21"/>
+                <w:szCs w:val="21"/>
+              </w:rPr>
+              <w:t/>
+            </w:r>
+          </w:p>
+          <w:p>
+            <w:pPr>
+              <w:spacing w:after="0" w:line="240" w:lineRule="auto"/>
+              <w:rPr>
+                <w:rFonts w:ascii="Cambria" w:hAnsi="Cambria"/>
+                <w:color w:val="000000" w:themeColor="text1"/>
+                <w:sz w:val="18"/>
+                <w:szCs w:val="20"/>
+              </w:rPr>
+            </w:pPr>
+            <w:r>
+              <w:rPr>
+                <w:rFonts w:ascii="Cambria" w:hAnsi="Cambria"/>
+                <w:color w:val="000000" w:themeColor="text1"/>
+                <w:sz w:val="18"/>
+                <w:szCs w:val="20"/>
+              </w:rPr>
+              <w:t>${keterangan}</w:t>
+            </w:r>
+            <w:r>
+              <w:rPr>
+                <w:rFonts w:ascii="Cambria" w:hAnsi="Cambria"/>
+                <w:color w:val="000000" w:themeColor="text1"/>
+                <w:sz w:val="18"/>
+                <w:szCs w:val="20"/>
+              </w:rPr>
+              <w:t/>
+            </w:r>
+            <w:proofErr w:type="spellStart"/>
+            <w:r>
+              <w:rPr>
+                <w:rFonts w:ascii="Cambria" w:hAnsi="Cambria"/>
+                <w:color w:val="000000" w:themeColor="text1"/>
+                <w:sz w:val="18"/>
+                <w:szCs w:val="20"/>
+              </w:rPr>
+              <w:t/>
+            </w:r>
+            <w:proofErr w:type="spellEnd"/>
+            <w:r>
+              <w:rPr>
+                <w:rFonts w:ascii="Cambria" w:hAnsi="Cambria"/>
+                <w:color w:val="000000" w:themeColor="text1"/>
+                <w:sz w:val="18"/>
+                <w:szCs w:val="20"/>
+              </w:rPr>
+              <w:t/>
             </w:r>
           </w:p>
           <w:p>
@@ -1512,7 +1676,16 @@
                 <w:sz w:val="18"/>
                 <w:szCs w:val="20"/>
               </w:rPr>
-              <w:t>${</w:t>
+              <w:t>${catatan}</w:t>
+            </w:r>
+            <w:r>
+              <w:rPr>
+                <w:rFonts w:ascii="Cambria" w:hAnsi="Cambria"/>
+                <w:color w:val="000000" w:themeColor="text1"/>
+                <w:sz w:val="18"/>
+                <w:szCs w:val="20"/>
+              </w:rPr>
+              <w:t/>
             </w:r>
             <w:proofErr w:type="spellStart"/>
             <w:r>
@@ -1522,7 +1695,16 @@
                 <w:sz w:val="18"/>
                 <w:szCs w:val="20"/>
               </w:rPr>
-              <w:t>catatan</w:t>
+              <w:t/>
+            </w:r>
+            <w:r>
+              <w:rPr>
+                <w:rFonts w:ascii="Cambria" w:hAnsi="Cambria"/>
+                <w:color w:val="000000" w:themeColor="text1"/>
+                <w:sz w:val="18"/>
+                <w:szCs w:val="20"/>
+              </w:rPr>
+              <w:t/>
             </w:r>
             <w:proofErr w:type="spellEnd"/>
             <w:r>
@@ -1532,7 +1714,7 @@
                 <w:sz w:val="18"/>
                 <w:szCs w:val="20"/>
               </w:rPr>
-              <w:t>}</w:t>
+              <w:t/>
             </w:r>
           </w:p>
         </w:tc>
@@ -1568,9 +1750,8 @@
                 <w:sz w:val="24"/>
                 <w:szCs w:val="24"/>
               </w:rPr>
-              <w:t>${</w:t>
-            </w:r>
-            <w:proofErr w:type="spellStart"/>
+              <w:t>${nilai}</w:t>
+            </w:r>
             <w:r>
               <w:rPr>
                 <w:rFonts w:ascii="Cambria" w:hAnsi="Cambria"/>
@@ -1579,9 +1760,8 @@
                 <w:sz w:val="24"/>
                 <w:szCs w:val="24"/>
               </w:rPr>
-              <w:t>nilai</w:t>
-            </w:r>
-            <w:proofErr w:type="spellEnd"/>
+              <w:t/>
+            </w:r>
             <w:r>
               <w:rPr>
                 <w:rFonts w:ascii="Cambria" w:hAnsi="Cambria"/>
@@ -1590,7 +1770,17 @@
                 <w:sz w:val="24"/>
                 <w:szCs w:val="24"/>
               </w:rPr>
-              <w:t>}</w:t>
+              <w:t/>
+            </w:r>
+            <w:r>
+              <w:rPr>
+                <w:rFonts w:ascii="Cambria" w:hAnsi="Cambria"/>
+                <w:b/>
+                <w:color w:val="000000" w:themeColor="text1"/>
+                <w:sz w:val="24"/>
+                <w:szCs w:val="24"/>
+              </w:rPr>
+              <w:t/>
             </w:r>
           </w:p>
         </w:tc>
@@ -1664,7 +1854,7 @@
                 <w:sz w:val="21"/>
                 <w:szCs w:val="21"/>
               </w:rPr>
-              <w:t>$</w:t>
+              <w:t>${nama_penilaian}</w:t>
             </w:r>
             <w:r>
               <w:rPr>
@@ -1674,7 +1864,7 @@
                 <w:sz w:val="21"/>
                 <w:szCs w:val="21"/>
               </w:rPr>
-              <w:t>(</w:t>
+              <w:t/>
             </w:r>
             <w:r>
               <w:rPr>
@@ -1684,7 +1874,7 @@
                 <w:sz w:val="21"/>
                 <w:szCs w:val="21"/>
               </w:rPr>
-              <w:t xml:space="preserve">Nama </w:t>
+              <w:t xml:space="preserve"/>
             </w:r>
             <w:proofErr w:type="spellStart"/>
             <w:r>
@@ -1695,7 +1885,7 @@
                 <w:sz w:val="21"/>
                 <w:szCs w:val="21"/>
               </w:rPr>
-              <w:t>penilaian</w:t>
+              <w:t/>
             </w:r>
             <w:proofErr w:type="spellEnd"/>
             <w:r>
@@ -1706,27 +1896,36 @@
                 <w:sz w:val="21"/>
                 <w:szCs w:val="21"/>
               </w:rPr>
-              <w:t>)</w:t>
-            </w:r>
-          </w:p>
-          <w:p>
-            <w:pPr>
-              <w:spacing w:after="0" w:line="240" w:lineRule="auto"/>
-              <w:rPr>
-                <w:rFonts w:ascii="Cambria" w:hAnsi="Cambria"/>
-                <w:color w:val="000000" w:themeColor="text1"/>
-                <w:sz w:val="18"/>
-                <w:szCs w:val="20"/>
-              </w:rPr>
-            </w:pPr>
-            <w:r>
-              <w:rPr>
-                <w:rFonts w:ascii="Cambria" w:hAnsi="Cambria"/>
-                <w:color w:val="000000" w:themeColor="text1"/>
-                <w:sz w:val="18"/>
-                <w:szCs w:val="20"/>
-              </w:rPr>
-              <w:t>${</w:t>
+              <w:t/>
+            </w:r>
+          </w:p>
+          <w:p>
+            <w:pPr>
+              <w:spacing w:after="0" w:line="240" w:lineRule="auto"/>
+              <w:rPr>
+                <w:rFonts w:ascii="Cambria" w:hAnsi="Cambria"/>
+                <w:color w:val="000000" w:themeColor="text1"/>
+                <w:sz w:val="18"/>
+                <w:szCs w:val="20"/>
+              </w:rPr>
+            </w:pPr>
+            <w:r>
+              <w:rPr>
+                <w:rFonts w:ascii="Cambria" w:hAnsi="Cambria"/>
+                <w:color w:val="000000" w:themeColor="text1"/>
+                <w:sz w:val="18"/>
+                <w:szCs w:val="20"/>
+              </w:rPr>
+              <w:t>${keterangan}</w:t>
+            </w:r>
+            <w:r>
+              <w:rPr>
+                <w:rFonts w:ascii="Cambria" w:hAnsi="Cambria"/>
+                <w:color w:val="000000" w:themeColor="text1"/>
+                <w:sz w:val="18"/>
+                <w:szCs w:val="20"/>
+              </w:rPr>
+              <w:t/>
             </w:r>
             <w:proofErr w:type="spellStart"/>
             <w:r>
@@ -1736,7 +1935,7 @@
                 <w:sz w:val="18"/>
                 <w:szCs w:val="20"/>
               </w:rPr>
-              <w:t>keterangan</w:t>
+              <w:t/>
             </w:r>
             <w:proofErr w:type="spellEnd"/>
             <w:r>
@@ -1746,36 +1945,36 @@
                 <w:sz w:val="18"/>
                 <w:szCs w:val="20"/>
               </w:rPr>
-              <w:t>}</w:t>
-            </w:r>
-          </w:p>
-          <w:p>
-            <w:pPr>
-              <w:spacing w:after="0" w:line="240" w:lineRule="auto"/>
-              <w:rPr>
-                <w:rFonts w:ascii="Cambria" w:hAnsi="Cambria"/>
-                <w:b/>
-                <w:color w:val="000000" w:themeColor="text1"/>
-                <w:szCs w:val="24"/>
-              </w:rPr>
-            </w:pPr>
-            <w:r>
-              <w:rPr>
-                <w:rFonts w:ascii="Cambria" w:hAnsi="Cambria"/>
-                <w:color w:val="000000" w:themeColor="text1"/>
-                <w:sz w:val="18"/>
-                <w:szCs w:val="20"/>
-              </w:rPr>
-              <w:t>$</w:t>
-            </w:r>
-            <w:r>
-              <w:rPr>
-                <w:rFonts w:ascii="Cambria" w:hAnsi="Cambria"/>
-                <w:color w:val="000000" w:themeColor="text1"/>
-                <w:sz w:val="18"/>
-                <w:szCs w:val="20"/>
-              </w:rPr>
-              <w:t>{</w:t>
+              <w:t/>
+            </w:r>
+          </w:p>
+          <w:p>
+            <w:pPr>
+              <w:spacing w:after="0" w:line="240" w:lineRule="auto"/>
+              <w:rPr>
+                <w:rFonts w:ascii="Cambria" w:hAnsi="Cambria"/>
+                <w:b/>
+                <w:color w:val="000000" w:themeColor="text1"/>
+                <w:szCs w:val="24"/>
+              </w:rPr>
+            </w:pPr>
+            <w:r>
+              <w:rPr>
+                <w:rFonts w:ascii="Cambria" w:hAnsi="Cambria"/>
+                <w:color w:val="000000" w:themeColor="text1"/>
+                <w:sz w:val="18"/>
+                <w:szCs w:val="20"/>
+              </w:rPr>
+              <w:t>${catatan}</w:t>
+            </w:r>
+            <w:r>
+              <w:rPr>
+                <w:rFonts w:ascii="Cambria" w:hAnsi="Cambria"/>
+                <w:color w:val="000000" w:themeColor="text1"/>
+                <w:sz w:val="18"/>
+                <w:szCs w:val="20"/>
+              </w:rPr>
+              <w:t/>
             </w:r>
             <w:proofErr w:type="spellStart"/>
             <w:r>
@@ -1785,16 +1984,16 @@
                 <w:sz w:val="18"/>
                 <w:szCs w:val="20"/>
               </w:rPr>
-              <w:t>C</w:t>
-            </w:r>
-            <w:r>
-              <w:rPr>
-                <w:rFonts w:ascii="Cambria" w:hAnsi="Cambria"/>
-                <w:color w:val="000000" w:themeColor="text1"/>
-                <w:sz w:val="18"/>
-                <w:szCs w:val="20"/>
-              </w:rPr>
-              <w:t>atatan</w:t>
+              <w:t/>
+            </w:r>
+            <w:r>
+              <w:rPr>
+                <w:rFonts w:ascii="Cambria" w:hAnsi="Cambria"/>
+                <w:color w:val="000000" w:themeColor="text1"/>
+                <w:sz w:val="18"/>
+                <w:szCs w:val="20"/>
+              </w:rPr>
+              <w:t/>
             </w:r>
             <w:proofErr w:type="spellEnd"/>
             <w:r>
@@ -1804,7 +2003,7 @@
                 <w:sz w:val="18"/>
                 <w:szCs w:val="20"/>
               </w:rPr>
-              <w:t>)</w:t>
+              <w:t/>
             </w:r>
           </w:p>
         </w:tc>
@@ -1841,7 +2040,17 @@
                 <w:sz w:val="24"/>
                 <w:szCs w:val="24"/>
               </w:rPr>
-              <w:t>${</w:t>
+              <w:t>${nilai}</w:t>
+            </w:r>
+            <w:r>
+              <w:rPr>
+                <w:rFonts w:ascii="Cambria" w:hAnsi="Cambria"/>
+                <w:b/>
+                <w:color w:val="000000" w:themeColor="text1"/>
+                <w:sz w:val="24"/>
+                <w:szCs w:val="24"/>
+              </w:rPr>
+              <w:t/>
             </w:r>
             <w:proofErr w:type="spellStart"/>
             <w:r>
@@ -1852,7 +2061,7 @@
                 <w:sz w:val="24"/>
                 <w:szCs w:val="24"/>
               </w:rPr>
-              <w:t>nilai</w:t>
+              <w:t/>
             </w:r>
             <w:proofErr w:type="spellEnd"/>
             <w:r>
@@ -1863,7 +2072,7 @@
                 <w:sz w:val="24"/>
                 <w:szCs w:val="24"/>
               </w:rPr>
-              <w:t>}</w:t>
+              <w:t/>
             </w:r>
           </w:p>
         </w:tc>
@@ -1936,9 +2145,8 @@
                 <w:sz w:val="21"/>
                 <w:szCs w:val="21"/>
               </w:rPr>
-              <w:t>${</w:t>
-            </w:r>
-            <w:proofErr w:type="spellStart"/>
+              <w:t>${nama_penilaian}</w:t>
+            </w:r>
             <w:r>
               <w:rPr>
                 <w:rFonts w:ascii="Cambria" w:hAnsi="Cambria"/>
@@ -1947,9 +2155,8 @@
                 <w:sz w:val="21"/>
                 <w:szCs w:val="21"/>
               </w:rPr>
-              <w:t>nama_penilaian</w:t>
-            </w:r>
-            <w:proofErr w:type="spellEnd"/>
+              <w:t/>
+            </w:r>
             <w:r>
               <w:rPr>
                 <w:rFonts w:ascii="Cambria" w:hAnsi="Cambria"/>
@@ -1958,66 +2165,58 @@
                 <w:sz w:val="21"/>
                 <w:szCs w:val="21"/>
               </w:rPr>
-              <w:t>}</w:t>
-            </w:r>
-          </w:p>
-          <w:p>
-            <w:pPr>
-              <w:spacing w:after="0" w:line="240" w:lineRule="auto"/>
-              <w:rPr>
-                <w:rFonts w:ascii="Cambria" w:hAnsi="Cambria"/>
-                <w:color w:val="000000" w:themeColor="text1"/>
-                <w:sz w:val="18"/>
-                <w:szCs w:val="20"/>
-              </w:rPr>
-            </w:pPr>
-            <w:r>
-              <w:rPr>
-                <w:rFonts w:ascii="Cambria" w:hAnsi="Cambria"/>
-                <w:color w:val="000000" w:themeColor="text1"/>
-                <w:sz w:val="18"/>
-                <w:szCs w:val="20"/>
-              </w:rPr>
-              <w:t>${</w:t>
+              <w:t xml:space="preserve"/>
             </w:r>
             <w:proofErr w:type="spellStart"/>
             <w:r>
               <w:rPr>
                 <w:rFonts w:ascii="Cambria" w:hAnsi="Cambria"/>
-                <w:color w:val="000000" w:themeColor="text1"/>
-                <w:sz w:val="18"/>
-                <w:szCs w:val="20"/>
-              </w:rPr>
-              <w:t>keterangan</w:t>
+                <w:b/>
+                <w:color w:val="000000" w:themeColor="text1"/>
+                <w:sz w:val="21"/>
+                <w:szCs w:val="21"/>
+              </w:rPr>
+              <w:t/>
             </w:r>
             <w:proofErr w:type="spellEnd"/>
             <w:r>
               <w:rPr>
                 <w:rFonts w:ascii="Cambria" w:hAnsi="Cambria"/>
-                <w:color w:val="000000" w:themeColor="text1"/>
-                <w:sz w:val="18"/>
-                <w:szCs w:val="20"/>
-              </w:rPr>
-              <w:t>}</w:t>
-            </w:r>
-          </w:p>
-          <w:p>
-            <w:pPr>
-              <w:spacing w:after="0" w:line="240" w:lineRule="auto"/>
-              <w:rPr>
-                <w:rFonts w:ascii="Cambria" w:hAnsi="Cambria"/>
-                <w:color w:val="000000" w:themeColor="text1"/>
-                <w:szCs w:val="24"/>
-              </w:rPr>
-            </w:pPr>
-            <w:r>
-              <w:rPr>
-                <w:rFonts w:ascii="Cambria" w:hAnsi="Cambria"/>
-                <w:color w:val="000000" w:themeColor="text1"/>
-                <w:sz w:val="18"/>
-                <w:szCs w:val="20"/>
-              </w:rPr>
-              <w:t>${</w:t>
+                <w:b/>
+                <w:color w:val="000000" w:themeColor="text1"/>
+                <w:sz w:val="21"/>
+                <w:szCs w:val="21"/>
+              </w:rPr>
+              <w:t/>
+            </w:r>
+          </w:p>
+          <w:p>
+            <w:pPr>
+              <w:spacing w:after="0" w:line="240" w:lineRule="auto"/>
+              <w:rPr>
+                <w:rFonts w:ascii="Cambria" w:hAnsi="Cambria"/>
+                <w:color w:val="000000" w:themeColor="text1"/>
+                <w:sz w:val="18"/>
+                <w:szCs w:val="20"/>
+              </w:rPr>
+            </w:pPr>
+            <w:r>
+              <w:rPr>
+                <w:rFonts w:ascii="Cambria" w:hAnsi="Cambria"/>
+                <w:color w:val="000000" w:themeColor="text1"/>
+                <w:sz w:val="18"/>
+                <w:szCs w:val="20"/>
+              </w:rPr>
+              <w:t>${keterangan}</w:t>
+            </w:r>
+            <w:r>
+              <w:rPr>
+                <w:rFonts w:ascii="Cambria" w:hAnsi="Cambria"/>
+                <w:color w:val="000000" w:themeColor="text1"/>
+                <w:sz w:val="18"/>
+                <w:szCs w:val="20"/>
+              </w:rPr>
+              <w:t/>
             </w:r>
             <w:proofErr w:type="spellStart"/>
             <w:r>
@@ -2027,7 +2226,7 @@
                 <w:sz w:val="18"/>
                 <w:szCs w:val="20"/>
               </w:rPr>
-              <w:t>catatan</w:t>
+              <w:t/>
             </w:r>
             <w:proofErr w:type="spellEnd"/>
             <w:r>
@@ -2037,7 +2236,64 @@
                 <w:sz w:val="18"/>
                 <w:szCs w:val="20"/>
               </w:rPr>
-              <w:t>}</w:t>
+              <w:t/>
+            </w:r>
+          </w:p>
+          <w:p>
+            <w:pPr>
+              <w:spacing w:after="0" w:line="240" w:lineRule="auto"/>
+              <w:rPr>
+                <w:rFonts w:ascii="Cambria" w:hAnsi="Cambria"/>
+                <w:color w:val="000000" w:themeColor="text1"/>
+                <w:szCs w:val="24"/>
+              </w:rPr>
+            </w:pPr>
+            <w:r>
+              <w:rPr>
+                <w:rFonts w:ascii="Cambria" w:hAnsi="Cambria"/>
+                <w:color w:val="000000" w:themeColor="text1"/>
+                <w:sz w:val="18"/>
+                <w:szCs w:val="20"/>
+              </w:rPr>
+              <w:t>${catatan}</w:t>
+            </w:r>
+            <w:r>
+              <w:rPr>
+                <w:rFonts w:ascii="Cambria" w:hAnsi="Cambria"/>
+                <w:color w:val="000000" w:themeColor="text1"/>
+                <w:sz w:val="18"/>
+                <w:szCs w:val="20"/>
+              </w:rPr>
+              <w:t/>
+            </w:r>
+            <w:proofErr w:type="spellStart"/>
+            <w:r>
+              <w:rPr>
+                <w:rFonts w:ascii="Cambria" w:hAnsi="Cambria"/>
+                <w:color w:val="000000" w:themeColor="text1"/>
+                <w:sz w:val="18"/>
+                <w:szCs w:val="20"/>
+              </w:rPr>
+              <w:t/>
+            </w:r>
+            <w:r>
+              <w:rPr>
+                <w:rFonts w:ascii="Cambria" w:hAnsi="Cambria"/>
+                <w:color w:val="000000" w:themeColor="text1"/>
+                <w:sz w:val="18"/>
+                <w:szCs w:val="20"/>
+              </w:rPr>
+              <w:t/>
+            </w:r>
+            <w:proofErr w:type="spellEnd"/>
+            <w:r>
+              <w:rPr>
+                <w:rFonts w:ascii="Cambria" w:hAnsi="Cambria"/>
+                <w:color w:val="000000" w:themeColor="text1"/>
+                <w:sz w:val="18"/>
+                <w:szCs w:val="20"/>
+              </w:rPr>
+              <w:t/>
             </w:r>
           </w:p>
         </w:tc>
@@ -2073,9 +2329,8 @@
                 <w:sz w:val="24"/>
                 <w:szCs w:val="24"/>
               </w:rPr>
-              <w:t>${</w:t>
-            </w:r>
-            <w:proofErr w:type="spellStart"/>
+              <w:t>${nilai}</w:t>
+            </w:r>
             <w:r>
               <w:rPr>
                 <w:rFonts w:ascii="Cambria" w:hAnsi="Cambria"/>
@@ -2084,9 +2339,8 @@
                 <w:sz w:val="24"/>
                 <w:szCs w:val="24"/>
               </w:rPr>
-              <w:t>nilai</w:t>
-            </w:r>
-            <w:proofErr w:type="spellEnd"/>
+              <w:t/>
+            </w:r>
             <w:r>
               <w:rPr>
                 <w:rFonts w:ascii="Cambria" w:hAnsi="Cambria"/>
@@ -2095,7 +2349,27 @@
                 <w:sz w:val="24"/>
                 <w:szCs w:val="24"/>
               </w:rPr>
-              <w:t>}</w:t>
+              <w:t/>
+            </w:r>
+            <w:r>
+              <w:rPr>
+                <w:rFonts w:ascii="Cambria" w:hAnsi="Cambria"/>
+                <w:b/>
+                <w:color w:val="000000" w:themeColor="text1"/>
+                <w:sz w:val="24"/>
+                <w:szCs w:val="24"/>
+              </w:rPr>
+              <w:t/>
+            </w:r>
+            <w:r>
+              <w:rPr>
+                <w:rFonts w:ascii="Cambria" w:hAnsi="Cambria"/>
+                <w:b/>
+                <w:color w:val="000000" w:themeColor="text1"/>
+                <w:sz w:val="24"/>
+                <w:szCs w:val="24"/>
+              </w:rPr>
+              <w:t/>
             </w:r>
           </w:p>
         </w:tc>
@@ -2168,9 +2442,8 @@
                 <w:sz w:val="21"/>
                 <w:szCs w:val="21"/>
               </w:rPr>
-              <w:t>${</w:t>
-            </w:r>
-            <w:proofErr w:type="spellStart"/>
+              <w:t>${nama_penilaian}</w:t>
+            </w:r>
             <w:r>
               <w:rPr>
                 <w:rFonts w:ascii="Cambria" w:hAnsi="Cambria"/>
@@ -2179,9 +2452,8 @@
                 <w:sz w:val="21"/>
                 <w:szCs w:val="21"/>
               </w:rPr>
-              <w:t>nama_penilaian</w:t>
-            </w:r>
-            <w:proofErr w:type="spellEnd"/>
+              <w:t/>
+            </w:r>
             <w:r>
               <w:rPr>
                 <w:rFonts w:ascii="Cambria" w:hAnsi="Cambria"/>
@@ -2190,67 +2462,58 @@
                 <w:sz w:val="21"/>
                 <w:szCs w:val="21"/>
               </w:rPr>
-              <w:t>}</w:t>
-            </w:r>
-          </w:p>
-          <w:p>
-            <w:pPr>
-              <w:spacing w:after="0" w:line="240" w:lineRule="auto"/>
-              <w:rPr>
-                <w:rFonts w:ascii="Cambria" w:hAnsi="Cambria"/>
-                <w:color w:val="000000" w:themeColor="text1"/>
-                <w:sz w:val="18"/>
-                <w:szCs w:val="20"/>
-              </w:rPr>
-            </w:pPr>
-            <w:r>
-              <w:rPr>
-                <w:rFonts w:ascii="Cambria" w:hAnsi="Cambria"/>
-                <w:color w:val="000000" w:themeColor="text1"/>
-                <w:sz w:val="18"/>
-                <w:szCs w:val="20"/>
-              </w:rPr>
-              <w:t>${</w:t>
+              <w:t xml:space="preserve"/>
             </w:r>
             <w:proofErr w:type="spellStart"/>
             <w:r>
               <w:rPr>
                 <w:rFonts w:ascii="Cambria" w:hAnsi="Cambria"/>
-                <w:color w:val="000000" w:themeColor="text1"/>
-                <w:sz w:val="18"/>
-                <w:szCs w:val="20"/>
-              </w:rPr>
-              <w:t>keterangan</w:t>
+                <w:b/>
+                <w:color w:val="000000" w:themeColor="text1"/>
+                <w:sz w:val="21"/>
+                <w:szCs w:val="21"/>
+              </w:rPr>
+              <w:t/>
             </w:r>
             <w:proofErr w:type="spellEnd"/>
             <w:r>
               <w:rPr>
                 <w:rFonts w:ascii="Cambria" w:hAnsi="Cambria"/>
-                <w:color w:val="000000" w:themeColor="text1"/>
-                <w:sz w:val="18"/>
-                <w:szCs w:val="20"/>
-              </w:rPr>
-              <w:t>}</w:t>
-            </w:r>
-          </w:p>
-          <w:p>
-            <w:pPr>
-              <w:spacing w:after="0" w:line="240" w:lineRule="auto"/>
-              <w:rPr>
-                <w:rFonts w:ascii="Cambria" w:hAnsi="Cambria"/>
-                <w:b/>
-                <w:color w:val="000000" w:themeColor="text1"/>
-                <w:szCs w:val="24"/>
-              </w:rPr>
-            </w:pPr>
-            <w:r>
-              <w:rPr>
-                <w:rFonts w:ascii="Cambria" w:hAnsi="Cambria"/>
-                <w:color w:val="000000" w:themeColor="text1"/>
-                <w:sz w:val="18"/>
-                <w:szCs w:val="20"/>
-              </w:rPr>
-              <w:t>${</w:t>
+                <w:b/>
+                <w:color w:val="000000" w:themeColor="text1"/>
+                <w:sz w:val="21"/>
+                <w:szCs w:val="21"/>
+              </w:rPr>
+              <w:t/>
+            </w:r>
+          </w:p>
+          <w:p>
+            <w:pPr>
+              <w:spacing w:after="0" w:line="240" w:lineRule="auto"/>
+              <w:rPr>
+                <w:rFonts w:ascii="Cambria" w:hAnsi="Cambria"/>
+                <w:color w:val="000000" w:themeColor="text1"/>
+                <w:sz w:val="18"/>
+                <w:szCs w:val="20"/>
+              </w:rPr>
+            </w:pPr>
+            <w:r>
+              <w:rPr>
+                <w:rFonts w:ascii="Cambria" w:hAnsi="Cambria"/>
+                <w:color w:val="000000" w:themeColor="text1"/>
+                <w:sz w:val="18"/>
+                <w:szCs w:val="20"/>
+              </w:rPr>
+              <w:t>${keterangan}</w:t>
+            </w:r>
+            <w:r>
+              <w:rPr>
+                <w:rFonts w:ascii="Cambria" w:hAnsi="Cambria"/>
+                <w:color w:val="000000" w:themeColor="text1"/>
+                <w:sz w:val="18"/>
+                <w:szCs w:val="20"/>
+              </w:rPr>
+              <w:t/>
             </w:r>
             <w:proofErr w:type="spellStart"/>
             <w:r>
@@ -2260,7 +2523,7 @@
                 <w:sz w:val="18"/>
                 <w:szCs w:val="20"/>
               </w:rPr>
-              <w:t>catatan</w:t>
+              <w:t/>
             </w:r>
             <w:proofErr w:type="spellEnd"/>
             <w:r>
@@ -2270,7 +2533,65 @@
                 <w:sz w:val="18"/>
                 <w:szCs w:val="20"/>
               </w:rPr>
-              <w:t>}</w:t>
+              <w:t/>
+            </w:r>
+          </w:p>
+          <w:p>
+            <w:pPr>
+              <w:spacing w:after="0" w:line="240" w:lineRule="auto"/>
+              <w:rPr>
+                <w:rFonts w:ascii="Cambria" w:hAnsi="Cambria"/>
+                <w:b/>
+                <w:color w:val="000000" w:themeColor="text1"/>
+                <w:szCs w:val="24"/>
+              </w:rPr>
+            </w:pPr>
+            <w:r>
+              <w:rPr>
+                <w:rFonts w:ascii="Cambria" w:hAnsi="Cambria"/>
+                <w:color w:val="000000" w:themeColor="text1"/>
+                <w:sz w:val="18"/>
+                <w:szCs w:val="20"/>
+              </w:rPr>
+              <w:t>${catatan}</w:t>
+            </w:r>
+            <w:r>
+              <w:rPr>
+                <w:rFonts w:ascii="Cambria" w:hAnsi="Cambria"/>
+                <w:color w:val="000000" w:themeColor="text1"/>
+                <w:sz w:val="18"/>
+                <w:szCs w:val="20"/>
+              </w:rPr>
+              <w:t/>
+            </w:r>
+            <w:proofErr w:type="spellStart"/>
+            <w:r>
+              <w:rPr>
+                <w:rFonts w:ascii="Cambria" w:hAnsi="Cambria"/>
+                <w:color w:val="000000" w:themeColor="text1"/>
+                <w:sz w:val="18"/>
+                <w:szCs w:val="20"/>
+              </w:rPr>
+              <w:t/>
+            </w:r>
+            <w:r>
+              <w:rPr>
+                <w:rFonts w:ascii="Cambria" w:hAnsi="Cambria"/>
+                <w:color w:val="000000" w:themeColor="text1"/>
+                <w:sz w:val="18"/>
+                <w:szCs w:val="20"/>
+              </w:rPr>
+              <w:t/>
+            </w:r>
+            <w:proofErr w:type="spellEnd"/>
+            <w:r>
+              <w:rPr>
+                <w:rFonts w:ascii="Cambria" w:hAnsi="Cambria"/>
+                <w:color w:val="000000" w:themeColor="text1"/>
+                <w:sz w:val="18"/>
+                <w:szCs w:val="20"/>
+              </w:rPr>
+              <w:t/>
             </w:r>
           </w:p>
         </w:tc>
@@ -2306,9 +2627,8 @@
                 <w:sz w:val="24"/>
                 <w:szCs w:val="24"/>
               </w:rPr>
-              <w:t>${</w:t>
-            </w:r>
-            <w:proofErr w:type="spellStart"/>
+              <w:t>${nilai}</w:t>
+            </w:r>
             <w:r>
               <w:rPr>
                 <w:rFonts w:ascii="Cambria" w:hAnsi="Cambria"/>
@@ -2317,9 +2637,8 @@
                 <w:sz w:val="24"/>
                 <w:szCs w:val="24"/>
               </w:rPr>
-              <w:t>nilai</w:t>
-            </w:r>
-            <w:proofErr w:type="spellEnd"/>
+              <w:t/>
+            </w:r>
             <w:r>
               <w:rPr>
                 <w:rFonts w:ascii="Cambria" w:hAnsi="Cambria"/>
@@ -2328,7 +2647,17 @@
                 <w:sz w:val="24"/>
                 <w:szCs w:val="24"/>
               </w:rPr>
-              <w:t>}</w:t>
+              <w:t/>
+            </w:r>
+            <w:r>
+              <w:rPr>
+                <w:rFonts w:ascii="Cambria" w:hAnsi="Cambria"/>
+                <w:b/>
+                <w:color w:val="000000" w:themeColor="text1"/>
+                <w:sz w:val="24"/>
+                <w:szCs w:val="24"/>
+              </w:rPr>
+              <w:t/>
             </w:r>
           </w:p>
         </w:tc>
@@ -2402,9 +2731,8 @@
                 <w:sz w:val="21"/>
                 <w:szCs w:val="21"/>
               </w:rPr>
-              <w:t>${</w:t>
-            </w:r>
-            <w:proofErr w:type="spellStart"/>
+              <w:t>${nama_penilaian}</w:t>
+            </w:r>
             <w:r>
               <w:rPr>
                 <w:rFonts w:ascii="Cambria" w:hAnsi="Cambria"/>
@@ -2413,9 +2741,8 @@
                 <w:sz w:val="21"/>
                 <w:szCs w:val="21"/>
               </w:rPr>
-              <w:t>nama_penilaian</w:t>
-            </w:r>
-            <w:proofErr w:type="spellEnd"/>
+              <w:t/>
+            </w:r>
             <w:r>
               <w:rPr>
                 <w:rFonts w:ascii="Cambria" w:hAnsi="Cambria"/>
@@ -2424,47 +2751,78 @@
                 <w:sz w:val="21"/>
                 <w:szCs w:val="21"/>
               </w:rPr>
-              <w:t>}</w:t>
-            </w:r>
-          </w:p>
-          <w:p>
-            <w:pPr>
-              <w:spacing w:after="0" w:line="240" w:lineRule="auto"/>
-              <w:rPr>
-                <w:rFonts w:ascii="Cambria" w:hAnsi="Cambria"/>
-                <w:color w:val="000000" w:themeColor="text1"/>
-                <w:sz w:val="18"/>
-                <w:szCs w:val="20"/>
-              </w:rPr>
-            </w:pPr>
-            <w:r>
-              <w:rPr>
-                <w:rFonts w:ascii="Cambria" w:hAnsi="Cambria"/>
-                <w:color w:val="000000" w:themeColor="text1"/>
-                <w:sz w:val="18"/>
-                <w:szCs w:val="20"/>
-              </w:rPr>
-              <w:t>${</w:t>
+              <w:t xml:space="preserve"/>
             </w:r>
             <w:proofErr w:type="spellStart"/>
             <w:r>
               <w:rPr>
                 <w:rFonts w:ascii="Cambria" w:hAnsi="Cambria"/>
-                <w:color w:val="000000" w:themeColor="text1"/>
-                <w:sz w:val="18"/>
-                <w:szCs w:val="20"/>
-              </w:rPr>
-              <w:t>keterangan</w:t>
+                <w:b/>
+                <w:color w:val="000000" w:themeColor="text1"/>
+                <w:sz w:val="21"/>
+                <w:szCs w:val="21"/>
+              </w:rPr>
+              <w:t/>
             </w:r>
             <w:proofErr w:type="spellEnd"/>
             <w:r>
               <w:rPr>
                 <w:rFonts w:ascii="Cambria" w:hAnsi="Cambria"/>
-                <w:color w:val="000000" w:themeColor="text1"/>
-                <w:sz w:val="18"/>
-                <w:szCs w:val="20"/>
-              </w:rPr>
-              <w:t>}</w:t>
+                <w:b/>
+                <w:color w:val="000000" w:themeColor="text1"/>
+                <w:sz w:val="21"/>
+                <w:szCs w:val="21"/>
+              </w:rPr>
+              <w:t/>
+            </w:r>
+          </w:p>
+          <w:p>
+            <w:pPr>
+              <w:spacing w:after="0" w:line="240" w:lineRule="auto"/>
+              <w:rPr>
+                <w:rFonts w:ascii="Cambria" w:hAnsi="Cambria"/>
+                <w:color w:val="000000" w:themeColor="text1"/>
+                <w:sz w:val="18"/>
+                <w:szCs w:val="20"/>
+              </w:rPr>
+            </w:pPr>
+            <w:r>
+              <w:rPr>
+                <w:rFonts w:ascii="Cambria" w:hAnsi="Cambria"/>
+                <w:color w:val="000000" w:themeColor="text1"/>
+                <w:sz w:val="18"/>
+                <w:szCs w:val="20"/>
+              </w:rPr>
+              <w:t>${keterangan}</w:t>
+            </w:r>
+            <w:r>
+              <w:rPr>
+                <w:rFonts w:ascii="Cambria" w:hAnsi="Cambria"/>
+                <w:color w:val="000000" w:themeColor="text1"/>
+                <w:sz w:val="18"/>
+                <w:szCs w:val="20"/>
+              </w:rPr>
+              <w:t/>
+            </w:r>
+            <w:proofErr w:type="spellStart"/>
+            <w:r>
+              <w:rPr>
+                <w:rFonts w:ascii="Cambria" w:hAnsi="Cambria"/>
+                <w:color w:val="000000" w:themeColor="text1"/>
+                <w:sz w:val="18"/>
+                <w:szCs w:val="20"/>
+              </w:rPr>
+              <w:t/>
+            </w:r>
+            <w:proofErr w:type="spellEnd"/>
+            <w:r>
+              <w:rPr>
+                <w:rFonts w:ascii="Cambria" w:hAnsi="Cambria"/>
+                <w:color w:val="000000" w:themeColor="text1"/>
+                <w:sz w:val="18"/>
+                <w:szCs w:val="20"/>
+              </w:rPr>
+              <w:t/>
             </w:r>
           </w:p>
           <w:p>
@@ -2484,7 +2842,16 @@
                 <w:sz w:val="18"/>
                 <w:szCs w:val="20"/>
               </w:rPr>
-              <w:t>${</w:t>
+              <w:t>${catatan}</w:t>
+            </w:r>
+            <w:r>
+              <w:rPr>
+                <w:rFonts w:ascii="Cambria" w:hAnsi="Cambria"/>
+                <w:color w:val="000000" w:themeColor="text1"/>
+                <w:sz w:val="18"/>
+                <w:szCs w:val="20"/>
+              </w:rPr>
+              <w:t/>
             </w:r>
             <w:proofErr w:type="spellStart"/>
             <w:r>
@@ -2494,7 +2861,16 @@
                 <w:sz w:val="18"/>
                 <w:szCs w:val="20"/>
               </w:rPr>
-              <w:t>catatan</w:t>
+              <w:t/>
+            </w:r>
+            <w:r>
+              <w:rPr>
+                <w:rFonts w:ascii="Cambria" w:hAnsi="Cambria"/>
+                <w:color w:val="000000" w:themeColor="text1"/>
+                <w:sz w:val="18"/>
+                <w:szCs w:val="20"/>
+              </w:rPr>
+              <w:t/>
             </w:r>
             <w:proofErr w:type="spellEnd"/>
             <w:r>
@@ -2504,7 +2880,7 @@
                 <w:sz w:val="18"/>
                 <w:szCs w:val="20"/>
               </w:rPr>
-              <w:t>}</w:t>
+              <w:t/>
             </w:r>
           </w:p>
         </w:tc>
@@ -2540,9 +2916,8 @@
                 <w:sz w:val="24"/>
                 <w:szCs w:val="24"/>
               </w:rPr>
-              <w:t>${</w:t>
-            </w:r>
-            <w:proofErr w:type="spellStart"/>
+              <w:t>${nilai}</w:t>
+            </w:r>
             <w:r>
               <w:rPr>
                 <w:rFonts w:ascii="Cambria" w:hAnsi="Cambria"/>
@@ -2551,9 +2926,8 @@
                 <w:sz w:val="24"/>
                 <w:szCs w:val="24"/>
               </w:rPr>
-              <w:t>nilai</w:t>
-            </w:r>
-            <w:proofErr w:type="spellEnd"/>
+              <w:t/>
+            </w:r>
             <w:r>
               <w:rPr>
                 <w:rFonts w:ascii="Cambria" w:hAnsi="Cambria"/>
@@ -2562,7 +2936,17 @@
                 <w:sz w:val="24"/>
                 <w:szCs w:val="24"/>
               </w:rPr>
-              <w:t>}</w:t>
+              <w:t/>
+            </w:r>
+            <w:r>
+              <w:rPr>
+                <w:rFonts w:ascii="Cambria" w:hAnsi="Cambria"/>
+                <w:b/>
+                <w:color w:val="000000" w:themeColor="text1"/>
+                <w:sz w:val="24"/>
+                <w:szCs w:val="24"/>
+              </w:rPr>
+              <w:t/>
             </w:r>
           </w:p>
         </w:tc>
@@ -2635,9 +3019,8 @@
                 <w:sz w:val="21"/>
                 <w:szCs w:val="21"/>
               </w:rPr>
-              <w:t>${</w:t>
-            </w:r>
-            <w:proofErr w:type="spellStart"/>
+              <w:t>${nama_penilaian}</w:t>
+            </w:r>
             <w:r>
               <w:rPr>
                 <w:rFonts w:ascii="Cambria" w:hAnsi="Cambria"/>
@@ -2646,9 +3029,8 @@
                 <w:sz w:val="21"/>
                 <w:szCs w:val="21"/>
               </w:rPr>
-              <w:t>nama_penilaian</w:t>
-            </w:r>
-            <w:proofErr w:type="spellEnd"/>
+              <w:t/>
+            </w:r>
             <w:r>
               <w:rPr>
                 <w:rFonts w:ascii="Cambria" w:hAnsi="Cambria"/>
@@ -2657,67 +3039,58 @@
                 <w:sz w:val="21"/>
                 <w:szCs w:val="21"/>
               </w:rPr>
-              <w:t>}</w:t>
-            </w:r>
-          </w:p>
-          <w:p>
-            <w:pPr>
-              <w:spacing w:after="0" w:line="240" w:lineRule="auto"/>
-              <w:rPr>
-                <w:rFonts w:ascii="Cambria" w:hAnsi="Cambria"/>
-                <w:color w:val="000000" w:themeColor="text1"/>
-                <w:sz w:val="18"/>
-                <w:szCs w:val="20"/>
-              </w:rPr>
-            </w:pPr>
-            <w:r>
-              <w:rPr>
-                <w:rFonts w:ascii="Cambria" w:hAnsi="Cambria"/>
-                <w:color w:val="000000" w:themeColor="text1"/>
-                <w:sz w:val="18"/>
-                <w:szCs w:val="20"/>
-              </w:rPr>
-              <w:t>${</w:t>
+              <w:t xml:space="preserve"/>
             </w:r>
             <w:proofErr w:type="spellStart"/>
             <w:r>
               <w:rPr>
                 <w:rFonts w:ascii="Cambria" w:hAnsi="Cambria"/>
-                <w:color w:val="000000" w:themeColor="text1"/>
-                <w:sz w:val="18"/>
-                <w:szCs w:val="20"/>
-              </w:rPr>
-              <w:t>keterangan</w:t>
+                <w:b/>
+                <w:color w:val="000000" w:themeColor="text1"/>
+                <w:sz w:val="21"/>
+                <w:szCs w:val="21"/>
+              </w:rPr>
+              <w:t/>
             </w:r>
             <w:proofErr w:type="spellEnd"/>
             <w:r>
               <w:rPr>
                 <w:rFonts w:ascii="Cambria" w:hAnsi="Cambria"/>
-                <w:color w:val="000000" w:themeColor="text1"/>
-                <w:sz w:val="18"/>
-                <w:szCs w:val="20"/>
-              </w:rPr>
-              <w:t>}</w:t>
-            </w:r>
-          </w:p>
-          <w:p>
-            <w:pPr>
-              <w:spacing w:after="0" w:line="240" w:lineRule="auto"/>
-              <w:rPr>
-                <w:rFonts w:ascii="Cambria" w:hAnsi="Cambria"/>
-                <w:b/>
-                <w:color w:val="000000" w:themeColor="text1"/>
-                <w:szCs w:val="24"/>
-              </w:rPr>
-            </w:pPr>
-            <w:r>
-              <w:rPr>
-                <w:rFonts w:ascii="Cambria" w:hAnsi="Cambria"/>
-                <w:color w:val="000000" w:themeColor="text1"/>
-                <w:sz w:val="18"/>
-                <w:szCs w:val="20"/>
-              </w:rPr>
-              <w:t>${</w:t>
+                <w:b/>
+                <w:color w:val="000000" w:themeColor="text1"/>
+                <w:sz w:val="21"/>
+                <w:szCs w:val="21"/>
+              </w:rPr>
+              <w:t/>
+            </w:r>
+          </w:p>
+          <w:p>
+            <w:pPr>
+              <w:spacing w:after="0" w:line="240" w:lineRule="auto"/>
+              <w:rPr>
+                <w:rFonts w:ascii="Cambria" w:hAnsi="Cambria"/>
+                <w:color w:val="000000" w:themeColor="text1"/>
+                <w:sz w:val="18"/>
+                <w:szCs w:val="20"/>
+              </w:rPr>
+            </w:pPr>
+            <w:r>
+              <w:rPr>
+                <w:rFonts w:ascii="Cambria" w:hAnsi="Cambria"/>
+                <w:color w:val="000000" w:themeColor="text1"/>
+                <w:sz w:val="18"/>
+                <w:szCs w:val="20"/>
+              </w:rPr>
+              <w:t>${keterangan}</w:t>
+            </w:r>
+            <w:r>
+              <w:rPr>
+                <w:rFonts w:ascii="Cambria" w:hAnsi="Cambria"/>
+                <w:color w:val="000000" w:themeColor="text1"/>
+                <w:sz w:val="18"/>
+                <w:szCs w:val="20"/>
+              </w:rPr>
+              <w:t/>
             </w:r>
             <w:proofErr w:type="spellStart"/>
             <w:r>
@@ -2727,7 +3100,7 @@
                 <w:sz w:val="18"/>
                 <w:szCs w:val="20"/>
               </w:rPr>
-              <w:t>catatan</w:t>
+              <w:t/>
             </w:r>
             <w:proofErr w:type="spellEnd"/>
             <w:r>
@@ -2737,7 +3110,65 @@
                 <w:sz w:val="18"/>
                 <w:szCs w:val="20"/>
               </w:rPr>
-              <w:t>}</w:t>
+              <w:t/>
+            </w:r>
+          </w:p>
+          <w:p>
+            <w:pPr>
+              <w:spacing w:after="0" w:line="240" w:lineRule="auto"/>
+              <w:rPr>
+                <w:rFonts w:ascii="Cambria" w:hAnsi="Cambria"/>
+                <w:b/>
+                <w:color w:val="000000" w:themeColor="text1"/>
+                <w:szCs w:val="24"/>
+              </w:rPr>
+            </w:pPr>
+            <w:r>
+              <w:rPr>
+                <w:rFonts w:ascii="Cambria" w:hAnsi="Cambria"/>
+                <w:color w:val="000000" w:themeColor="text1"/>
+                <w:sz w:val="18"/>
+                <w:szCs w:val="20"/>
+              </w:rPr>
+              <w:t>${catatan}</w:t>
+            </w:r>
+            <w:r>
+              <w:rPr>
+                <w:rFonts w:ascii="Cambria" w:hAnsi="Cambria"/>
+                <w:color w:val="000000" w:themeColor="text1"/>
+                <w:sz w:val="18"/>
+                <w:szCs w:val="20"/>
+              </w:rPr>
+              <w:t/>
+            </w:r>
+            <w:proofErr w:type="spellStart"/>
+            <w:r>
+              <w:rPr>
+                <w:rFonts w:ascii="Cambria" w:hAnsi="Cambria"/>
+                <w:color w:val="000000" w:themeColor="text1"/>
+                <w:sz w:val="18"/>
+                <w:szCs w:val="20"/>
+              </w:rPr>
+              <w:t/>
+            </w:r>
+            <w:r>
+              <w:rPr>
+                <w:rFonts w:ascii="Cambria" w:hAnsi="Cambria"/>
+                <w:color w:val="000000" w:themeColor="text1"/>
+                <w:sz w:val="18"/>
+                <w:szCs w:val="20"/>
+              </w:rPr>
+              <w:t/>
+            </w:r>
+            <w:proofErr w:type="spellEnd"/>
+            <w:r>
+              <w:rPr>
+                <w:rFonts w:ascii="Cambria" w:hAnsi="Cambria"/>
+                <w:color w:val="000000" w:themeColor="text1"/>
+                <w:sz w:val="18"/>
+                <w:szCs w:val="20"/>
+              </w:rPr>
+              <w:t/>
             </w:r>
           </w:p>
         </w:tc>
@@ -2762,210 +3193,245 @@
                 <w:color w:val="000000" w:themeColor="text1"/>
                 <w:sz w:val="24"/>
                 <w:szCs w:val="24"/>
-              </w:rPr>
-            </w:pPr>
-          </w:p>
-          <w:p>
-            <w:pPr>
-              <w:spacing w:after="0" w:line="240" w:lineRule="auto"/>
-              <w:rPr>
-                <w:rFonts w:ascii="Cambria" w:hAnsi="Cambria"/>
-                <w:color w:val="000000" w:themeColor="text1"/>
-                <w:szCs w:val="24"/>
-              </w:rPr>
-            </w:pPr>
-            <w:proofErr w:type="spellStart"/>
-            <w:r>
-              <w:rPr>
-                <w:rFonts w:ascii="Cambria" w:hAnsi="Cambria"/>
-                <w:b/>
-                <w:bCs/>
-                <w:color w:val="000000" w:themeColor="text1"/>
-                <w:szCs w:val="24"/>
-              </w:rPr>
-              <w:t>Tanggal</w:t>
-            </w:r>
-            <w:proofErr w:type="spellEnd"/>
-            <w:r>
-              <w:rPr>
-                <w:rFonts w:ascii="Cambria" w:hAnsi="Cambria"/>
-                <w:b/>
-                <w:bCs/>
-                <w:color w:val="000000" w:themeColor="text1"/>
-                <w:szCs w:val="24"/>
+                <w:lang w:val="fi-FI"/>
+              </w:rPr>
+            </w:pPr>
+          </w:p>
+          <w:p>
+            <w:pPr>
+              <w:spacing w:after="0" w:line="240" w:lineRule="auto"/>
+              <w:rPr>
+                <w:rFonts w:ascii="Cambria" w:hAnsi="Cambria"/>
+                <w:color w:val="000000" w:themeColor="text1"/>
+                <w:szCs w:val="24"/>
+                <w:lang w:val="fi-FI"/>
+              </w:rPr>
+            </w:pPr>
+            <w:r>
+              <w:rPr>
+                <w:rFonts w:ascii="Cambria" w:hAnsi="Cambria"/>
+                <w:b/>
+                <w:bCs/>
+                <w:color w:val="000000" w:themeColor="text1"/>
+                <w:szCs w:val="24"/>
+                <w:lang w:val="fi-FI"/>
+              </w:rPr>
+              <w:t xml:space="preserve">Tanggal penilaian: </w:t>
+            </w:r>
+          </w:p>
+          <w:p>
+            <w:pPr>
+              <w:spacing w:after="0" w:line="240" w:lineRule="auto"/>
+              <w:rPr>
+                <w:rFonts w:ascii="Cambria" w:hAnsi="Cambria"/>
+                <w:b/>
+                <w:bCs/>
+                <w:color w:val="000000" w:themeColor="text1"/>
+                <w:szCs w:val="24"/>
+                <w:lang w:val="fi-FI"/>
+              </w:rPr>
+            </w:pPr>
+            <w:r>
+              <w:rPr>
+                <w:rFonts w:ascii="Cambria" w:hAnsi="Cambria"/>
+                <w:b/>
+                <w:bCs/>
+                <w:color w:val="000000" w:themeColor="text1"/>
+                <w:szCs w:val="24"/>
+                <w:lang w:val="fi-FI"/>
+              </w:rPr>
+              <w:t>${nama_penilai}</w:t>
+            </w:r>
+            <w:r>
+              <w:rPr>
+                <w:rFonts w:ascii="Cambria" w:hAnsi="Cambria"/>
+                <w:b/>
+                <w:bCs/>
+                <w:color w:val="000000" w:themeColor="text1"/>
+                <w:szCs w:val="24"/>
+                <w:lang w:val="fi-FI"/>
+              </w:rPr>
+              <w:t/>
+            </w:r>
+            <w:r>
+              <w:rPr>
+                <w:rFonts w:ascii="Cambria" w:hAnsi="Cambria"/>
+                <w:b/>
+                <w:bCs/>
+                <w:color w:val="000000" w:themeColor="text1"/>
+                <w:szCs w:val="24"/>
+                <w:lang w:val="fi-FI"/>
+              </w:rPr>
+              <w:t xml:space="preserve"/>
+            </w:r>
+            <w:r>
+              <w:rPr>
+                <w:rFonts w:ascii="Cambria" w:hAnsi="Cambria"/>
+                <w:b/>
+                <w:bCs/>
+                <w:color w:val="000000" w:themeColor="text1"/>
+                <w:szCs w:val="24"/>
+                <w:lang w:val="fi-FI"/>
+              </w:rPr>
+              <w:t/>
+            </w:r>
+            <w:r>
+              <w:rPr>
+                <w:rFonts w:ascii="Cambria" w:hAnsi="Cambria"/>
+                <w:b/>
+                <w:bCs/>
+                <w:color w:val="000000" w:themeColor="text1"/>
+                <w:szCs w:val="24"/>
+                <w:lang w:val="fi-FI"/>
+              </w:rPr>
+              <w:t/>
+            </w:r>
+          </w:p>
+          <w:p>
+            <w:pPr>
+              <w:spacing w:after="0" w:line="240" w:lineRule="auto"/>
+              <w:rPr>
+                <w:rFonts w:ascii="Cambria" w:hAnsi="Cambria"/>
+                <w:b/>
+                <w:bCs/>
+                <w:color w:val="000000" w:themeColor="text1"/>
+                <w:sz w:val="20"/>
+                <w:szCs w:val="24"/>
+                <w:lang w:val="fi-FI"/>
+              </w:rPr>
+            </w:pPr>
+          </w:p>
+          <w:p>
+            <w:pPr>
+              <w:spacing w:after="0" w:line="240" w:lineRule="auto"/>
+              <w:rPr>
+                <w:rFonts w:ascii="Cambria" w:hAnsi="Cambria"/>
+                <w:b/>
+                <w:bCs/>
+                <w:color w:val="000000" w:themeColor="text1"/>
+                <w:sz w:val="20"/>
+                <w:szCs w:val="24"/>
+                <w:lang w:val="fi-FI"/>
+              </w:rPr>
+            </w:pPr>
+          </w:p>
+          <w:p>
+            <w:pPr>
+              <w:spacing w:after="0" w:line="240" w:lineRule="auto"/>
+              <w:rPr>
+                <w:rFonts w:ascii="Cambria" w:hAnsi="Cambria"/>
+                <w:b/>
+                <w:bCs/>
+                <w:color w:val="000000" w:themeColor="text1"/>
+                <w:sz w:val="20"/>
+                <w:szCs w:val="24"/>
+                <w:lang w:val="fi-FI"/>
+              </w:rPr>
+            </w:pPr>
+          </w:p>
+          <w:p>
+            <w:pPr>
+              <w:spacing w:after="0" w:line="240" w:lineRule="auto"/>
+              <w:rPr>
+                <w:rFonts w:ascii="Cambria" w:hAnsi="Cambria"/>
+                <w:b/>
+                <w:bCs/>
+                <w:color w:val="000000" w:themeColor="text1"/>
+                <w:sz w:val="20"/>
+                <w:szCs w:val="24"/>
+                <w:lang w:val="fi-FI"/>
+              </w:rPr>
+            </w:pPr>
+            <w:r>
+              <w:rPr>
+                <w:rFonts w:ascii="Cambria" w:hAnsi="Cambria"/>
+                <w:b/>
+                <w:bCs/>
+                <w:color w:val="000000" w:themeColor="text1"/>
+                <w:sz w:val="20"/>
+                <w:szCs w:val="24"/>
+                <w:lang w:val="fi-FI"/>
+              </w:rPr>
+              <w:t>_____________________________</w:t>
+            </w:r>
+          </w:p>
+          <w:p>
+            <w:pPr>
+              <w:spacing w:after="0" w:line="240" w:lineRule="auto"/>
+              <w:rPr>
+                <w:rFonts w:ascii="Cambria" w:hAnsi="Cambria"/>
+                <w:b/>
+                <w:color w:val="000000" w:themeColor="text1"/>
+                <w:sz w:val="24"/>
+                <w:szCs w:val="24"/>
+                <w:lang w:val="fi-FI"/>
+              </w:rPr>
+            </w:pPr>
+            <w:r>
+              <w:rPr>
+                <w:rFonts w:ascii="Cambria" w:hAnsi="Cambria"/>
+                <w:b/>
+                <w:bCs/>
+                <w:color w:val="000000" w:themeColor="text1"/>
+                <w:szCs w:val="24"/>
+                <w:lang w:val="fi-FI"/>
+              </w:rPr>
+              <w:t>NIP</w:t>
+            </w:r>
+            <w:r>
+              <w:rPr>
+                <w:rFonts w:ascii="Cambria" w:hAnsi="Cambria"/>
+                <w:b/>
+                <w:bCs/>
+                <w:color w:val="000000" w:themeColor="text1"/>
+                <w:szCs w:val="24"/>
+                <w:lang w:val="fi-FI"/>
               </w:rPr>
               <w:t xml:space="preserve"> </w:t>
             </w:r>
-            <w:proofErr w:type="spellStart"/>
-            <w:r>
-              <w:rPr>
-                <w:rFonts w:ascii="Cambria" w:hAnsi="Cambria"/>
-                <w:b/>
-                <w:bCs/>
-                <w:color w:val="000000" w:themeColor="text1"/>
-                <w:szCs w:val="24"/>
-              </w:rPr>
-              <w:t>penilaian</w:t>
-            </w:r>
-            <w:proofErr w:type="spellEnd"/>
-            <w:r>
-              <w:rPr>
-                <w:rFonts w:ascii="Cambria" w:hAnsi="Cambria"/>
-                <w:b/>
-                <w:bCs/>
-                <w:color w:val="000000" w:themeColor="text1"/>
-                <w:szCs w:val="24"/>
-              </w:rPr>
-              <w:t xml:space="preserve">: </w:t>
-            </w:r>
-          </w:p>
-          <w:p>
-            <w:pPr>
-              <w:spacing w:after="0" w:line="240" w:lineRule="auto"/>
-              <w:rPr>
-                <w:rFonts w:ascii="Cambria" w:hAnsi="Cambria"/>
-                <w:b/>
-                <w:bCs/>
-                <w:color w:val="000000" w:themeColor="text1"/>
-                <w:szCs w:val="24"/>
-              </w:rPr>
-            </w:pPr>
-            <w:r>
-              <w:rPr>
-                <w:rFonts w:ascii="Cambria" w:hAnsi="Cambria"/>
-                <w:b/>
-                <w:bCs/>
-                <w:color w:val="000000" w:themeColor="text1"/>
-                <w:szCs w:val="24"/>
-              </w:rPr>
-              <w:t>${</w:t>
-            </w:r>
-            <w:proofErr w:type="spellStart"/>
-            <w:r>
-              <w:rPr>
-                <w:rFonts w:ascii="Cambria" w:hAnsi="Cambria"/>
-                <w:b/>
-                <w:bCs/>
-                <w:color w:val="000000" w:themeColor="text1"/>
-                <w:szCs w:val="24"/>
-              </w:rPr>
-              <w:t>nama_penilai</w:t>
-            </w:r>
-            <w:proofErr w:type="spellEnd"/>
-            <w:r>
-              <w:rPr>
-                <w:rFonts w:ascii="Cambria" w:hAnsi="Cambria"/>
-                <w:b/>
-                <w:bCs/>
-                <w:color w:val="000000" w:themeColor="text1"/>
-                <w:szCs w:val="24"/>
-              </w:rPr>
-              <w:t>}</w:t>
-            </w:r>
-          </w:p>
-          <w:p>
-            <w:pPr>
-              <w:spacing w:after="0" w:line="240" w:lineRule="auto"/>
-              <w:rPr>
-                <w:rFonts w:ascii="Cambria" w:hAnsi="Cambria"/>
-                <w:b/>
-                <w:bCs/>
-                <w:color w:val="000000" w:themeColor="text1"/>
-                <w:sz w:val="20"/>
-                <w:szCs w:val="24"/>
-              </w:rPr>
-            </w:pPr>
-          </w:p>
-          <w:p>
-            <w:pPr>
-              <w:spacing w:after="0" w:line="240" w:lineRule="auto"/>
-              <w:rPr>
-                <w:rFonts w:ascii="Cambria" w:hAnsi="Cambria"/>
-                <w:b/>
-                <w:bCs/>
-                <w:color w:val="000000" w:themeColor="text1"/>
-                <w:sz w:val="20"/>
-                <w:szCs w:val="24"/>
-              </w:rPr>
-            </w:pPr>
-          </w:p>
-          <w:p>
-            <w:pPr>
-              <w:spacing w:after="0" w:line="240" w:lineRule="auto"/>
-              <w:rPr>
-                <w:rFonts w:ascii="Cambria" w:hAnsi="Cambria"/>
-                <w:b/>
-                <w:bCs/>
-                <w:color w:val="000000" w:themeColor="text1"/>
-                <w:sz w:val="20"/>
-                <w:szCs w:val="24"/>
-              </w:rPr>
-            </w:pPr>
-          </w:p>
-          <w:p>
-            <w:pPr>
-              <w:spacing w:after="0" w:line="240" w:lineRule="auto"/>
-              <w:rPr>
-                <w:rFonts w:ascii="Cambria" w:hAnsi="Cambria"/>
-                <w:b/>
-                <w:bCs/>
-                <w:color w:val="000000" w:themeColor="text1"/>
-                <w:sz w:val="20"/>
-                <w:szCs w:val="24"/>
-              </w:rPr>
-            </w:pPr>
-            <w:r>
-              <w:rPr>
-                <w:rFonts w:ascii="Cambria" w:hAnsi="Cambria"/>
-                <w:b/>
-                <w:bCs/>
-                <w:color w:val="000000" w:themeColor="text1"/>
-                <w:sz w:val="20"/>
-                <w:szCs w:val="24"/>
-              </w:rPr>
-              <w:t>_____________________________</w:t>
-            </w:r>
-          </w:p>
-          <w:p>
-            <w:pPr>
-              <w:spacing w:after="0" w:line="240" w:lineRule="auto"/>
-              <w:rPr>
-                <w:rFonts w:ascii="Cambria" w:hAnsi="Cambria"/>
-                <w:b/>
-                <w:color w:val="000000" w:themeColor="text1"/>
-                <w:sz w:val="24"/>
-                <w:szCs w:val="24"/>
-              </w:rPr>
-            </w:pPr>
-            <w:r>
-              <w:rPr>
-                <w:rFonts w:ascii="Cambria" w:hAnsi="Cambria"/>
-                <w:b/>
-                <w:bCs/>
-                <w:color w:val="000000" w:themeColor="text1"/>
-                <w:szCs w:val="24"/>
-              </w:rPr>
-              <w:t>NIP</w:t>
-            </w:r>
-            <w:r>
-              <w:rPr>
-                <w:rFonts w:ascii="Cambria" w:hAnsi="Cambria"/>
-                <w:b/>
-                <w:bCs/>
-                <w:color w:val="000000" w:themeColor="text1"/>
-                <w:szCs w:val="24"/>
-              </w:rPr>
-              <w:t xml:space="preserve"> </w:t>
-            </w:r>
-            <w:r>
-              <w:rPr>
-                <w:rFonts w:ascii="Cambria" w:hAnsi="Cambria"/>
-                <w:b/>
-                <w:bCs/>
-                <w:color w:val="000000" w:themeColor="text1"/>
-                <w:szCs w:val="24"/>
+            <w:r>
+              <w:rPr>
+                <w:rFonts w:ascii="Cambria" w:hAnsi="Cambria"/>
+                <w:b/>
+                <w:bCs/>
+                <w:color w:val="000000" w:themeColor="text1"/>
+                <w:szCs w:val="24"/>
+                <w:lang w:val="fi-FI"/>
               </w:rPr>
               <w:t>${nip}</w:t>
+            </w:r>
+            <w:r>
+              <w:rPr>
+                <w:rFonts w:ascii="Cambria" w:hAnsi="Cambria"/>
+                <w:b/>
+                <w:bCs/>
+                <w:color w:val="000000" w:themeColor="text1"/>
+                <w:szCs w:val="24"/>
+                <w:lang w:val="fi-FI"/>
+              </w:rPr>
+              <w:t/>
+            </w:r>
+            <w:r>
+              <w:rPr>
+                <w:rFonts w:ascii="Cambria" w:hAnsi="Cambria"/>
+                <w:b/>
+                <w:bCs/>
+                <w:color w:val="000000" w:themeColor="text1"/>
+                <w:szCs w:val="24"/>
+                <w:lang w:val="fi-FI"/>
+              </w:rPr>
+              <w:t/>
+            </w:r>
+            <w:r>
+              <w:rPr>
+                <w:rFonts w:ascii="Cambria" w:hAnsi="Cambria"/>
+                <w:b/>
+                <w:bCs/>
+                <w:color w:val="000000" w:themeColor="text1"/>
+                <w:szCs w:val="24"/>
+                <w:lang w:val="fi-FI"/>
+              </w:rPr>
+              <w:t/>
             </w:r>
           </w:p>
         </w:tc>
@@ -2975,6 +3441,7 @@
       <w:pPr>
         <w:rPr>
           <w:color w:val="000000" w:themeColor="text1"/>
+          <w:lang w:val="fi-FI"/>
         </w:rPr>
       </w:pPr>
     </w:p>

--- a/template/pROPOSAL/cetak form penilaian proposal tipe nilai TEMPLATE.docx
+++ b/template/pROPOSAL/cetak form penilaian proposal tipe nilai TEMPLATE.docx
@@ -1174,18 +1174,18 @@
                 <w:szCs w:val="23"/>
                 <w:lang w:val="id-ID"/>
               </w:rPr>
-              <w:t xml:space="preserve"> _______________</w:t>
-            </w:r>
-            <w:r>
-              <w:rPr>
-                <w:rFonts w:ascii="Cambria" w:hAnsi="Cambria"/>
-                <w:b/>
-                <w:bCs/>
-                <w:color w:val="000000" w:themeColor="text1"/>
-                <w:sz w:val="23"/>
-                <w:szCs w:val="23"/>
-              </w:rPr>
-              <w:t xml:space="preserve"> (</w:t>
+              <w:t xml:space="preserve"> ${rata_nilai} (jumlah total dibagi 5)</w:t>
+            </w:r>
+            <w:r>
+              <w:rPr>
+                <w:rFonts w:ascii="Cambria" w:hAnsi="Cambria"/>
+                <w:b/>
+                <w:bCs/>
+                <w:color w:val="000000" w:themeColor="text1"/>
+                <w:sz w:val="23"/>
+                <w:szCs w:val="23"/>
+              </w:rPr>
+              <w:t xml:space="preserve"/>
             </w:r>
             <w:proofErr w:type="spellStart"/>
             <w:r>
@@ -1197,7 +1197,7 @@
                 <w:sz w:val="23"/>
                 <w:szCs w:val="23"/>
               </w:rPr>
-              <w:t>jumlah</w:t>
+              <w:t/>
             </w:r>
             <w:proofErr w:type="spellEnd"/>
             <w:r>
@@ -1209,7 +1209,7 @@
                 <w:sz w:val="23"/>
                 <w:szCs w:val="23"/>
               </w:rPr>
-              <w:t xml:space="preserve"> total </w:t>
+              <w:t xml:space="preserve"/>
             </w:r>
             <w:proofErr w:type="spellStart"/>
             <w:r>
@@ -1221,7 +1221,7 @@
                 <w:sz w:val="23"/>
                 <w:szCs w:val="23"/>
               </w:rPr>
-              <w:t>dibagi</w:t>
+              <w:t/>
             </w:r>
             <w:proofErr w:type="spellEnd"/>
             <w:r>
@@ -1233,7 +1233,7 @@
                 <w:sz w:val="23"/>
                 <w:szCs w:val="23"/>
               </w:rPr>
-              <w:t xml:space="preserve"> 5)</w:t>
+              <w:t xml:space="preserve"/>
             </w:r>
           </w:p>
         </w:tc>
@@ -3196,6 +3196,15 @@
                 <w:lang w:val="fi-FI"/>
               </w:rPr>
             </w:pPr>
+            <w:r>
+              <w:rPr>
+                <w:rFonts w:ascii="Cambria" w:hAnsi="Cambria"/>
+                <w:color w:val="000000" w:themeColor="text1"/>
+                <w:sz w:val="20"/>
+                <w:szCs w:val="24"/>
+              </w:rPr>
+              <w:t xml:space="preserve">${nilai}</w:t>
+            </w:r>
           </w:p>
           <w:p>
             <w:pPr>

--- a/template/pROPOSAL/cetak form penilaian proposal tipe nilai TEMPLATE.docx
+++ b/template/pROPOSAL/cetak form penilaian proposal tipe nilai TEMPLATE.docx
@@ -1,6 +1,6 @@
 
 <file path=word/document.xml><?xml version="1.0" encoding="utf-8"?>
-<w:document xmlns:wpc="http://schemas.microsoft.com/office/word/2010/wordprocessingCanvas" xmlns:cx="http://schemas.microsoft.com/office/drawing/2014/chartex" xmlns:cx1="http://schemas.microsoft.com/office/drawing/2015/9/8/chartex" xmlns:cx2="http://schemas.microsoft.com/office/drawing/2015/10/21/chartex" xmlns:cx3="http://schemas.microsoft.com/office/drawing/2016/5/9/chartex" xmlns:cx4="http://schemas.microsoft.com/office/drawing/2016/5/10/chartex" xmlns:cx5="http://schemas.microsoft.com/office/drawing/2016/5/11/chartex" xmlns:cx6="http://schemas.microsoft.com/office/drawing/2016/5/12/chartex" xmlns:cx7="http://schemas.microsoft.com/office/drawing/2016/5/13/chartex" xmlns:cx8="http://schemas.microsoft.com/office/drawing/2016/5/14/chartex" xmlns:mc="http://schemas.openxmlformats.org/markup-compatibility/2006" xmlns:aink="http://schemas.microsoft.com/office/drawing/2016/ink" xmlns:am3d="http://schemas.microsoft.com/office/drawing/2017/model3d" xmlns:o="urn:schemas-microsoft-com:office:office" xmlns:oel="http://schemas.microsoft.com/office/2019/extlst" xmlns:r="http://schemas.openxmlformats.org/officeDocument/2006/relationships" xmlns:m="http://schemas.openxmlformats.org/officeDocument/2006/math" xmlns:v="urn:schemas-microsoft-com:vml" xmlns:wp14="http://schemas.microsoft.com/office/word/2010/wordprocessingDrawing" xmlns:wp="http://schemas.openxmlformats.org/drawingml/2006/wordprocessingDrawing" xmlns:w10="urn:schemas-microsoft-com:office:word" xmlns:w="http://schemas.openxmlformats.org/wordprocessingml/2006/main" xmlns:w14="http://schemas.microsoft.com/office/word/2010/wordml" xmlns:w15="http://schemas.microsoft.com/office/word/2012/wordml" xmlns:w16cei="http://schemas.microsoft.com/office/word/2026/wordml/cei" xmlns:w16cex="http://schemas.microsoft.com/office/word/2018/wordml/cex" xmlns:w16cid="http://schemas.microsoft.com/office/word/2016/wordml/cid" xmlns:w16="http://schemas.microsoft.com/office/word/2018/wordml" xmlns:w16du="http://schemas.microsoft.com/office/word/2023/wordml/word16du" xmlns:w16sdtdh="http://schemas.microsoft.com/office/word/2020/wordml/sdtdatahash" xmlns:w16sdtfl="http://schemas.microsoft.com/office/word/2024/wordml/sdtformatlock" xmlns:w16se="http://schemas.microsoft.com/office/word/2015/wordml/symex" xmlns:wpg="http://schemas.microsoft.com/office/word/2010/wordprocessingGroup" xmlns:wpi="http://schemas.microsoft.com/office/word/2010/wordprocessingInk" xmlns:wne="http://schemas.microsoft.com/office/word/2006/wordml" xmlns:wps="http://schemas.microsoft.com/office/word/2010/wordprocessingShape" mc:Ignorable="w14 w15 w16se w16cid w16 w16cex w16sdtdh w16sdtfl w16du wp14">
+<w:document xmlns:wpc="http://schemas.microsoft.com/office/word/2010/wordprocessingCanvas" xmlns:cx="http://schemas.microsoft.com/office/drawing/2014/chartex" xmlns:cx1="http://schemas.microsoft.com/office/drawing/2015/9/8/chartex" xmlns:cx2="http://schemas.microsoft.com/office/drawing/2015/10/21/chartex" xmlns:cx3="http://schemas.microsoft.com/office/drawing/2016/5/9/chartex" xmlns:cx4="http://schemas.microsoft.com/office/drawing/2016/5/10/chartex" xmlns:cx5="http://schemas.microsoft.com/office/drawing/2016/5/11/chartex" xmlns:cx6="http://schemas.microsoft.com/office/drawing/2016/5/12/chartex" xmlns:cx7="http://schemas.microsoft.com/office/drawing/2016/5/13/chartex" xmlns:cx8="http://schemas.microsoft.com/office/drawing/2016/5/14/chartex" xmlns:mc="http://schemas.openxmlformats.org/markup-compatibility/2006" xmlns:aink="http://schemas.microsoft.com/office/drawing/2016/ink" xmlns:am3d="http://schemas.microsoft.com/office/drawing/2017/model3d" xmlns:o="urn:schemas-microsoft-com:office:office" xmlns:oel="http://schemas.microsoft.com/office/2019/extlst" xmlns:r="http://schemas.openxmlformats.org/officeDocument/2006/relationships" xmlns:m="http://schemas.openxmlformats.org/officeDocument/2006/math" xmlns:v="urn:schemas-microsoft-com:vml" xmlns:wp14="http://schemas.microsoft.com/office/word/2010/wordprocessingDrawing" xmlns:wp="http://schemas.openxmlformats.org/drawingml/2006/wordprocessingDrawing" xmlns:w10="urn:schemas-microsoft-com:office:word" xmlns:w="http://schemas.openxmlformats.org/wordprocessingml/2006/main" xmlns:w14="http://schemas.microsoft.com/office/word/2010/wordml" xmlns:w15="http://schemas.microsoft.com/office/word/2012/wordml" xmlns:w16cex="http://schemas.microsoft.com/office/word/2018/wordml/cex" xmlns:w16cid="http://schemas.microsoft.com/office/word/2016/wordml/cid" xmlns:w16="http://schemas.microsoft.com/office/word/2018/wordml" xmlns:w16du="http://schemas.microsoft.com/office/word/2023/wordml/word16du" xmlns:w16sdtdh="http://schemas.microsoft.com/office/word/2020/wordml/sdtdatahash" xmlns:w16sdtfl="http://schemas.microsoft.com/office/word/2024/wordml/sdtformatlock" xmlns:w16se="http://schemas.microsoft.com/office/word/2015/wordml/symex" xmlns:wpg="http://schemas.microsoft.com/office/word/2010/wordprocessingGroup" xmlns:wpi="http://schemas.microsoft.com/office/word/2010/wordprocessingInk" xmlns:wne="http://schemas.microsoft.com/office/word/2006/wordml" xmlns:wps="http://schemas.microsoft.com/office/word/2010/wordprocessingShape" mc:Ignorable="w14 w15 w16se w16cid w16 w16cex w16sdtdh w16sdtfl w16du wp14">
   <w:body>
     <w:p>
       <w:pPr>
@@ -122,43 +122,17 @@
                 <w:szCs w:val="23"/>
               </w:rPr>
             </w:pPr>
-            <w:proofErr w:type="spellStart"/>
-            <w:r>
-              <w:rPr>
-                <w:rFonts w:ascii="Cambria" w:hAnsi="Cambria"/>
-                <w:b/>
-                <w:bCs/>
-                <w:color w:val="000000" w:themeColor="text1"/>
-                <w:sz w:val="23"/>
-                <w:szCs w:val="23"/>
-              </w:rPr>
-              <w:t>Judul</w:t>
-            </w:r>
-            <w:proofErr w:type="spellEnd"/>
-            <w:r>
-              <w:rPr>
-                <w:rFonts w:ascii="Cambria" w:hAnsi="Cambria"/>
-                <w:b/>
-                <w:bCs/>
-                <w:color w:val="000000" w:themeColor="text1"/>
-                <w:sz w:val="23"/>
-                <w:szCs w:val="23"/>
-              </w:rPr>
-              <w:t xml:space="preserve"> Proposal </w:t>
-            </w:r>
-            <w:proofErr w:type="spellStart"/>
-            <w:r>
-              <w:rPr>
-                <w:rFonts w:ascii="Cambria" w:hAnsi="Cambria"/>
-                <w:b/>
-                <w:bCs/>
-                <w:color w:val="000000" w:themeColor="text1"/>
-                <w:sz w:val="23"/>
-                <w:szCs w:val="23"/>
-              </w:rPr>
-              <w:t>Penelitian</w:t>
-            </w:r>
-            <w:proofErr w:type="spellEnd"/>
+            <w:r>
+              <w:rPr>
+                <w:rFonts w:ascii="Cambria" w:hAnsi="Cambria"/>
+                <w:b/>
+                <w:bCs/>
+                <w:color w:val="000000" w:themeColor="text1"/>
+                <w:sz w:val="23"/>
+                <w:szCs w:val="23"/>
+              </w:rPr>
+              <w:t>Judul Proposal Penelitian</w:t>
+            </w:r>
             <w:r>
               <w:rPr>
                 <w:rFonts w:ascii="Cambria" w:hAnsi="Cambria"/>
@@ -248,7 +222,6 @@
               </w:rPr>
               <w:t xml:space="preserve"/>
             </w:r>
-            <w:proofErr w:type="spellStart"/>
             <w:r>
               <w:rPr>
                 <w:rFonts w:ascii="Segoe UI" w:hAnsi="Segoe UI" w:cs="Segoe UI"/>
@@ -256,7 +229,6 @@
               </w:rPr>
               <w:t/>
             </w:r>
-            <w:proofErr w:type="spellEnd"/>
             <w:r>
               <w:rPr>
                 <w:rFonts w:ascii="Segoe UI" w:hAnsi="Segoe UI" w:cs="Segoe UI"/>
@@ -303,31 +275,7 @@
                 <w:sz w:val="23"/>
                 <w:szCs w:val="23"/>
               </w:rPr>
-              <w:t xml:space="preserve">Nama </w:t>
-            </w:r>
-            <w:proofErr w:type="spellStart"/>
-            <w:r>
-              <w:rPr>
-                <w:rFonts w:ascii="Cambria" w:hAnsi="Cambria"/>
-                <w:b/>
-                <w:bCs/>
-                <w:color w:val="000000" w:themeColor="text1"/>
-                <w:sz w:val="23"/>
-                <w:szCs w:val="23"/>
-              </w:rPr>
-              <w:t>Mahasiswa</w:t>
-            </w:r>
-            <w:proofErr w:type="spellEnd"/>
-            <w:r>
-              <w:rPr>
-                <w:rFonts w:ascii="Cambria" w:hAnsi="Cambria"/>
-                <w:b/>
-                <w:bCs/>
-                <w:color w:val="000000" w:themeColor="text1"/>
-                <w:sz w:val="23"/>
-                <w:szCs w:val="23"/>
-              </w:rPr>
-              <w:t xml:space="preserve">       </w:t>
+              <w:t xml:space="preserve">Nama Mahasiswa       </w:t>
             </w:r>
           </w:p>
         </w:tc>
@@ -404,17 +352,8 @@
                 <w:rFonts w:ascii="Segoe UI" w:hAnsi="Segoe UI" w:cs="Segoe UI"/>
                 <w:color w:val="000000" w:themeColor="text1"/>
               </w:rPr>
-              <w:t xml:space="preserve"/>
-            </w:r>
-            <w:proofErr w:type="spellStart"/>
-            <w:r>
-              <w:rPr>
-                <w:rFonts w:ascii="Segoe UI" w:hAnsi="Segoe UI" w:cs="Segoe UI"/>
-                <w:color w:val="000000" w:themeColor="text1"/>
-              </w:rPr>
-              <w:t/>
-            </w:r>
-            <w:proofErr w:type="spellEnd"/>
+              <w:t/>
+            </w:r>
             <w:r>
               <w:rPr>
                 <w:rFonts w:ascii="Cambria" w:hAnsi="Cambria"/>
@@ -544,31 +483,7 @@
                 <w:sz w:val="23"/>
                 <w:szCs w:val="23"/>
               </w:rPr>
-              <w:t xml:space="preserve">Nama </w:t>
-            </w:r>
-            <w:proofErr w:type="spellStart"/>
-            <w:r>
-              <w:rPr>
-                <w:rFonts w:ascii="Cambria" w:hAnsi="Cambria"/>
-                <w:b/>
-                <w:bCs/>
-                <w:color w:val="000000" w:themeColor="text1"/>
-                <w:sz w:val="23"/>
-                <w:szCs w:val="23"/>
-              </w:rPr>
-              <w:t>Pembimbing</w:t>
-            </w:r>
-            <w:proofErr w:type="spellEnd"/>
-            <w:r>
-              <w:rPr>
-                <w:rFonts w:ascii="Cambria" w:hAnsi="Cambria"/>
-                <w:b/>
-                <w:bCs/>
-                <w:color w:val="000000" w:themeColor="text1"/>
-                <w:sz w:val="23"/>
-                <w:szCs w:val="23"/>
-              </w:rPr>
-              <w:t xml:space="preserve">         </w:t>
+              <w:t xml:space="preserve">Nama Pembimbing         </w:t>
             </w:r>
           </w:p>
         </w:tc>
@@ -645,33 +560,8 @@
                 <w:rFonts w:ascii="Segoe UI" w:hAnsi="Segoe UI" w:cs="Segoe UI"/>
                 <w:color w:val="000000" w:themeColor="text1"/>
               </w:rPr>
-              <w:t xml:space="preserve"/>
-            </w:r>
-            <w:proofErr w:type="spellStart"/>
-            <w:r>
-              <w:rPr>
-                <w:rFonts w:ascii="Segoe UI" w:hAnsi="Segoe UI" w:cs="Segoe UI"/>
-                <w:color w:val="000000" w:themeColor="text1"/>
-              </w:rPr>
-              <w:t/>
-            </w:r>
-            <w:proofErr w:type="spellEnd"/>
-            <w:r>
-              <w:rPr>
-                <w:rFonts w:ascii="Segoe UI" w:hAnsi="Segoe UI" w:cs="Segoe UI"/>
-                <w:color w:val="000000" w:themeColor="text1"/>
-              </w:rPr>
-              <w:t xml:space="preserve"/>
-            </w:r>
-            <w:proofErr w:type="spellStart"/>
-            <w:r>
-              <w:rPr>
-                <w:rFonts w:ascii="Segoe UI" w:hAnsi="Segoe UI" w:cs="Segoe UI"/>
-                <w:color w:val="000000" w:themeColor="text1"/>
-              </w:rPr>
-              <w:t/>
-            </w:r>
-            <w:proofErr w:type="spellEnd"/>
+              <w:t/>
+            </w:r>
             <w:r>
               <w:rPr>
                 <w:rFonts w:ascii="Segoe UI" w:hAnsi="Segoe UI" w:cs="Segoe UI"/>
@@ -718,55 +608,7 @@
                 <w:sz w:val="23"/>
                 <w:szCs w:val="23"/>
               </w:rPr>
-              <w:t xml:space="preserve">Nama </w:t>
-            </w:r>
-            <w:proofErr w:type="spellStart"/>
-            <w:r>
-              <w:rPr>
-                <w:rFonts w:ascii="Cambria" w:hAnsi="Cambria"/>
-                <w:b/>
-                <w:bCs/>
-                <w:color w:val="000000" w:themeColor="text1"/>
-                <w:sz w:val="23"/>
-                <w:szCs w:val="23"/>
-              </w:rPr>
-              <w:t>Anggota</w:t>
-            </w:r>
-            <w:proofErr w:type="spellEnd"/>
-            <w:r>
-              <w:rPr>
-                <w:rFonts w:ascii="Cambria" w:hAnsi="Cambria"/>
-                <w:b/>
-                <w:bCs/>
-                <w:color w:val="000000" w:themeColor="text1"/>
-                <w:sz w:val="23"/>
-                <w:szCs w:val="23"/>
-              </w:rPr>
-              <w:t xml:space="preserve"> </w:t>
-            </w:r>
-            <w:proofErr w:type="spellStart"/>
-            <w:r>
-              <w:rPr>
-                <w:rFonts w:ascii="Cambria" w:hAnsi="Cambria"/>
-                <w:b/>
-                <w:bCs/>
-                <w:color w:val="000000" w:themeColor="text1"/>
-                <w:sz w:val="23"/>
-                <w:szCs w:val="23"/>
-              </w:rPr>
-              <w:t>Pembimbing</w:t>
-            </w:r>
-            <w:proofErr w:type="spellEnd"/>
-            <w:r>
-              <w:rPr>
-                <w:rFonts w:ascii="Cambria" w:hAnsi="Cambria"/>
-                <w:b/>
-                <w:bCs/>
-                <w:color w:val="000000" w:themeColor="text1"/>
-                <w:sz w:val="23"/>
-                <w:szCs w:val="23"/>
-              </w:rPr>
-              <w:t xml:space="preserve"> I</w:t>
+              <w:t>Nama Anggota Pembimbing I</w:t>
             </w:r>
           </w:p>
           <w:p>
@@ -856,23 +698,7 @@
                 <w:rFonts w:ascii="Segoe UI" w:hAnsi="Segoe UI" w:cs="Segoe UI"/>
                 <w:color w:val="000000" w:themeColor="text1"/>
               </w:rPr>
-              <w:t xml:space="preserve"/>
-            </w:r>
-            <w:proofErr w:type="spellStart"/>
-            <w:r>
-              <w:rPr>
-                <w:rFonts w:ascii="Segoe UI" w:hAnsi="Segoe UI" w:cs="Segoe UI"/>
-                <w:color w:val="000000" w:themeColor="text1"/>
-              </w:rPr>
-              <w:t/>
-            </w:r>
-            <w:proofErr w:type="spellEnd"/>
-            <w:r>
-              <w:rPr>
-                <w:rFonts w:ascii="Segoe UI" w:hAnsi="Segoe UI" w:cs="Segoe UI"/>
-                <w:color w:val="000000" w:themeColor="text1"/>
-              </w:rPr>
-              <w:t xml:space="preserve"/>
+              <w:t/>
             </w:r>
             <w:r>
               <w:rPr>
@@ -920,55 +746,7 @@
                 <w:sz w:val="23"/>
                 <w:szCs w:val="23"/>
               </w:rPr>
-              <w:t xml:space="preserve">Nama </w:t>
-            </w:r>
-            <w:proofErr w:type="spellStart"/>
-            <w:r>
-              <w:rPr>
-                <w:rFonts w:ascii="Cambria" w:hAnsi="Cambria"/>
-                <w:b/>
-                <w:bCs/>
-                <w:color w:val="000000" w:themeColor="text1"/>
-                <w:sz w:val="23"/>
-                <w:szCs w:val="23"/>
-              </w:rPr>
-              <w:t>Anggota</w:t>
-            </w:r>
-            <w:proofErr w:type="spellEnd"/>
-            <w:r>
-              <w:rPr>
-                <w:rFonts w:ascii="Cambria" w:hAnsi="Cambria"/>
-                <w:b/>
-                <w:bCs/>
-                <w:color w:val="000000" w:themeColor="text1"/>
-                <w:sz w:val="23"/>
-                <w:szCs w:val="23"/>
-              </w:rPr>
-              <w:t xml:space="preserve"> </w:t>
-            </w:r>
-            <w:proofErr w:type="spellStart"/>
-            <w:r>
-              <w:rPr>
-                <w:rFonts w:ascii="Cambria" w:hAnsi="Cambria"/>
-                <w:b/>
-                <w:bCs/>
-                <w:color w:val="000000" w:themeColor="text1"/>
-                <w:sz w:val="23"/>
-                <w:szCs w:val="23"/>
-              </w:rPr>
-              <w:t>Pembimbing</w:t>
-            </w:r>
-            <w:proofErr w:type="spellEnd"/>
-            <w:r>
-              <w:rPr>
-                <w:rFonts w:ascii="Cambria" w:hAnsi="Cambria"/>
-                <w:b/>
-                <w:bCs/>
-                <w:color w:val="000000" w:themeColor="text1"/>
-                <w:sz w:val="23"/>
-                <w:szCs w:val="23"/>
-              </w:rPr>
-              <w:t xml:space="preserve"> II</w:t>
+              <w:t>Nama Anggota Pembimbing II</w:t>
             </w:r>
           </w:p>
         </w:tc>
@@ -1049,31 +827,7 @@
                 <w:sz w:val="23"/>
                 <w:szCs w:val="23"/>
               </w:rPr>
-              <w:t xml:space="preserve"/>
-            </w:r>
-            <w:proofErr w:type="spellStart"/>
-            <w:r>
-              <w:rPr>
-                <w:rFonts w:ascii="Cambria" w:hAnsi="Cambria"/>
-                <w:b/>
-                <w:bCs/>
-                <w:color w:val="000000" w:themeColor="text1"/>
-                <w:sz w:val="23"/>
-                <w:szCs w:val="23"/>
-              </w:rPr>
-              <w:t/>
-            </w:r>
-            <w:proofErr w:type="spellEnd"/>
-            <w:r>
-              <w:rPr>
-                <w:rFonts w:ascii="Cambria" w:hAnsi="Cambria"/>
-                <w:b/>
-                <w:bCs/>
-                <w:color w:val="000000" w:themeColor="text1"/>
-                <w:sz w:val="23"/>
-                <w:szCs w:val="23"/>
-              </w:rPr>
-              <w:t xml:space="preserve"/>
+              <w:t/>
             </w:r>
             <w:r>
               <w:rPr>
@@ -1176,65 +930,6 @@
               </w:rPr>
               <w:t xml:space="preserve"> ${rata_nilai} (jumlah total dibagi 5)</w:t>
             </w:r>
-            <w:r>
-              <w:rPr>
-                <w:rFonts w:ascii="Cambria" w:hAnsi="Cambria"/>
-                <w:b/>
-                <w:bCs/>
-                <w:color w:val="000000" w:themeColor="text1"/>
-                <w:sz w:val="23"/>
-                <w:szCs w:val="23"/>
-              </w:rPr>
-              <w:t xml:space="preserve"/>
-            </w:r>
-            <w:proofErr w:type="spellStart"/>
-            <w:r>
-              <w:rPr>
-                <w:rFonts w:ascii="Cambria" w:hAnsi="Cambria"/>
-                <w:b/>
-                <w:bCs/>
-                <w:color w:val="000000" w:themeColor="text1"/>
-                <w:sz w:val="23"/>
-                <w:szCs w:val="23"/>
-              </w:rPr>
-              <w:t/>
-            </w:r>
-            <w:proofErr w:type="spellEnd"/>
-            <w:r>
-              <w:rPr>
-                <w:rFonts w:ascii="Cambria" w:hAnsi="Cambria"/>
-                <w:b/>
-                <w:bCs/>
-                <w:color w:val="000000" w:themeColor="text1"/>
-                <w:sz w:val="23"/>
-                <w:szCs w:val="23"/>
-              </w:rPr>
-              <w:t xml:space="preserve"/>
-            </w:r>
-            <w:proofErr w:type="spellStart"/>
-            <w:r>
-              <w:rPr>
-                <w:rFonts w:ascii="Cambria" w:hAnsi="Cambria"/>
-                <w:b/>
-                <w:bCs/>
-                <w:color w:val="000000" w:themeColor="text1"/>
-                <w:sz w:val="23"/>
-                <w:szCs w:val="23"/>
-              </w:rPr>
-              <w:t/>
-            </w:r>
-            <w:proofErr w:type="spellEnd"/>
-            <w:r>
-              <w:rPr>
-                <w:rFonts w:ascii="Cambria" w:hAnsi="Cambria"/>
-                <w:b/>
-                <w:bCs/>
-                <w:color w:val="000000" w:themeColor="text1"/>
-                <w:sz w:val="23"/>
-                <w:szCs w:val="23"/>
-              </w:rPr>
-              <w:t xml:space="preserve"/>
-            </w:r>
           </w:p>
         </w:tc>
       </w:tr>
@@ -1367,127 +1062,7 @@
                 <w:sz w:val="24"/>
                 <w:szCs w:val="24"/>
               </w:rPr>
-              <w:t xml:space="preserve">Detail </w:t>
-            </w:r>
-            <w:proofErr w:type="spellStart"/>
-            <w:r>
-              <w:rPr>
-                <w:rFonts w:ascii="Cambria" w:hAnsi="Cambria"/>
-                <w:b/>
-                <w:iCs/>
-                <w:color w:val="000000" w:themeColor="text1"/>
-                <w:sz w:val="24"/>
-                <w:szCs w:val="24"/>
-              </w:rPr>
-              <w:t>Penilaian</w:t>
-            </w:r>
-            <w:proofErr w:type="spellEnd"/>
-            <w:r>
-              <w:rPr>
-                <w:rFonts w:ascii="Cambria" w:hAnsi="Cambria"/>
-                <w:b/>
-                <w:iCs/>
-                <w:color w:val="000000" w:themeColor="text1"/>
-                <w:sz w:val="24"/>
-                <w:szCs w:val="24"/>
-              </w:rPr>
-              <w:t xml:space="preserve"> (</w:t>
-            </w:r>
-            <w:proofErr w:type="spellStart"/>
-            <w:r>
-              <w:rPr>
-                <w:rFonts w:ascii="Cambria" w:hAnsi="Cambria"/>
-                <w:b/>
-                <w:iCs/>
-                <w:color w:val="000000" w:themeColor="text1"/>
-                <w:sz w:val="24"/>
-                <w:szCs w:val="24"/>
-              </w:rPr>
-              <w:t>lingkari</w:t>
-            </w:r>
-            <w:proofErr w:type="spellEnd"/>
-            <w:r>
-              <w:rPr>
-                <w:rFonts w:ascii="Cambria" w:hAnsi="Cambria"/>
-                <w:b/>
-                <w:iCs/>
-                <w:color w:val="000000" w:themeColor="text1"/>
-                <w:sz w:val="24"/>
-                <w:szCs w:val="24"/>
-              </w:rPr>
-              <w:t xml:space="preserve"> yang sesuai, </w:t>
-            </w:r>
-            <w:proofErr w:type="spellStart"/>
-            <w:r>
-              <w:rPr>
-                <w:rFonts w:ascii="Cambria" w:hAnsi="Cambria"/>
-                <w:b/>
-                <w:iCs/>
-                <w:color w:val="000000" w:themeColor="text1"/>
-                <w:sz w:val="24"/>
-                <w:szCs w:val="24"/>
-              </w:rPr>
-              <w:t>skor</w:t>
-            </w:r>
-            <w:proofErr w:type="spellEnd"/>
-            <w:r>
-              <w:rPr>
-                <w:rFonts w:ascii="Cambria" w:hAnsi="Cambria"/>
-                <w:b/>
-                <w:iCs/>
-                <w:color w:val="000000" w:themeColor="text1"/>
-                <w:sz w:val="24"/>
-                <w:szCs w:val="24"/>
-              </w:rPr>
-              <w:t xml:space="preserve"> </w:t>
-            </w:r>
-            <w:proofErr w:type="spellStart"/>
-            <w:r>
-              <w:rPr>
-                <w:rFonts w:ascii="Cambria" w:hAnsi="Cambria"/>
-                <w:b/>
-                <w:iCs/>
-                <w:color w:val="000000" w:themeColor="text1"/>
-                <w:sz w:val="24"/>
-                <w:szCs w:val="24"/>
-              </w:rPr>
-              <w:t>maksimum</w:t>
-            </w:r>
-            <w:proofErr w:type="spellEnd"/>
-            <w:r>
-              <w:rPr>
-                <w:rFonts w:ascii="Cambria" w:hAnsi="Cambria"/>
-                <w:b/>
-                <w:iCs/>
-                <w:color w:val="000000" w:themeColor="text1"/>
-                <w:sz w:val="24"/>
-                <w:szCs w:val="24"/>
-              </w:rPr>
-              <w:t xml:space="preserve"> </w:t>
-            </w:r>
-            <w:proofErr w:type="spellStart"/>
-            <w:r>
-              <w:rPr>
-                <w:rFonts w:ascii="Cambria" w:hAnsi="Cambria"/>
-                <w:b/>
-                <w:iCs/>
-                <w:color w:val="000000" w:themeColor="text1"/>
-                <w:sz w:val="24"/>
-                <w:szCs w:val="24"/>
-              </w:rPr>
-              <w:t>adalah</w:t>
-            </w:r>
-            <w:proofErr w:type="spellEnd"/>
-            <w:r>
-              <w:rPr>
-                <w:rFonts w:ascii="Cambria" w:hAnsi="Cambria"/>
-                <w:b/>
-                <w:iCs/>
-                <w:color w:val="000000" w:themeColor="text1"/>
-                <w:sz w:val="24"/>
-                <w:szCs w:val="24"/>
-              </w:rPr>
-              <w:t xml:space="preserve"> 5)</w:t>
+              <w:t>Detail Penilaian (lingkari yang sesuai, skor maksimum adalah 5)</w:t>
             </w:r>
           </w:p>
         </w:tc>
@@ -1585,9 +1160,8 @@
                 <w:sz w:val="21"/>
                 <w:szCs w:val="21"/>
               </w:rPr>
-              <w:t xml:space="preserve"/>
-            </w:r>
-            <w:proofErr w:type="spellStart"/>
+              <w:t/>
+            </w:r>
             <w:r>
               <w:rPr>
                 <w:rFonts w:ascii="Cambria" w:hAnsi="Cambria"/>
@@ -1598,17 +1172,6 @@
               </w:rPr>
               <w:t/>
             </w:r>
-            <w:proofErr w:type="spellEnd"/>
-            <w:r>
-              <w:rPr>
-                <w:rFonts w:ascii="Cambria" w:hAnsi="Cambria"/>
-                <w:b/>
-                <w:color w:val="000000" w:themeColor="text1"/>
-                <w:sz w:val="21"/>
-                <w:szCs w:val="21"/>
-              </w:rPr>
-              <w:t/>
-            </w:r>
           </w:p>
           <w:p>
             <w:pPr>
@@ -1638,17 +1201,15 @@
               </w:rPr>
               <w:t/>
             </w:r>
-            <w:proofErr w:type="spellStart"/>
-            <w:r>
-              <w:rPr>
-                <w:rFonts w:ascii="Cambria" w:hAnsi="Cambria"/>
-                <w:color w:val="000000" w:themeColor="text1"/>
-                <w:sz w:val="18"/>
-                <w:szCs w:val="20"/>
-              </w:rPr>
-              <w:t/>
-            </w:r>
-            <w:proofErr w:type="spellEnd"/>
+            <w:r>
+              <w:rPr>
+                <w:rFonts w:ascii="Cambria" w:hAnsi="Cambria"/>
+                <w:color w:val="000000" w:themeColor="text1"/>
+                <w:sz w:val="18"/>
+                <w:szCs w:val="20"/>
+              </w:rPr>
+              <w:t/>
+            </w:r>
             <w:r>
               <w:rPr>
                 <w:rFonts w:ascii="Cambria" w:hAnsi="Cambria"/>
@@ -1687,26 +1248,15 @@
               </w:rPr>
               <w:t/>
             </w:r>
-            <w:proofErr w:type="spellStart"/>
-            <w:r>
-              <w:rPr>
-                <w:rFonts w:ascii="Cambria" w:hAnsi="Cambria"/>
-                <w:color w:val="000000" w:themeColor="text1"/>
-                <w:sz w:val="18"/>
-                <w:szCs w:val="20"/>
-              </w:rPr>
-              <w:t/>
-            </w:r>
-            <w:r>
-              <w:rPr>
-                <w:rFonts w:ascii="Cambria" w:hAnsi="Cambria"/>
-                <w:color w:val="000000" w:themeColor="text1"/>
-                <w:sz w:val="18"/>
-                <w:szCs w:val="20"/>
-              </w:rPr>
-              <w:t/>
-            </w:r>
-            <w:proofErr w:type="spellEnd"/>
+            <w:r>
+              <w:rPr>
+                <w:rFonts w:ascii="Cambria" w:hAnsi="Cambria"/>
+                <w:color w:val="000000" w:themeColor="text1"/>
+                <w:sz w:val="18"/>
+                <w:szCs w:val="20"/>
+              </w:rPr>
+              <w:t/>
+            </w:r>
             <w:r>
               <w:rPr>
                 <w:rFonts w:ascii="Cambria" w:hAnsi="Cambria"/>
@@ -1874,9 +1424,8 @@
                 <w:sz w:val="21"/>
                 <w:szCs w:val="21"/>
               </w:rPr>
-              <w:t xml:space="preserve"/>
-            </w:r>
-            <w:proofErr w:type="spellStart"/>
+              <w:t/>
+            </w:r>
             <w:r>
               <w:rPr>
                 <w:rFonts w:ascii="Cambria" w:hAnsi="Cambria"/>
@@ -1887,17 +1436,6 @@
               </w:rPr>
               <w:t/>
             </w:r>
-            <w:proofErr w:type="spellEnd"/>
-            <w:r>
-              <w:rPr>
-                <w:rFonts w:ascii="Cambria" w:hAnsi="Cambria"/>
-                <w:b/>
-                <w:color w:val="000000" w:themeColor="text1"/>
-                <w:sz w:val="21"/>
-                <w:szCs w:val="21"/>
-              </w:rPr>
-              <w:t/>
-            </w:r>
           </w:p>
           <w:p>
             <w:pPr>
@@ -1927,17 +1465,15 @@
               </w:rPr>
               <w:t/>
             </w:r>
-            <w:proofErr w:type="spellStart"/>
-            <w:r>
-              <w:rPr>
-                <w:rFonts w:ascii="Cambria" w:hAnsi="Cambria"/>
-                <w:color w:val="000000" w:themeColor="text1"/>
-                <w:sz w:val="18"/>
-                <w:szCs w:val="20"/>
-              </w:rPr>
-              <w:t/>
-            </w:r>
-            <w:proofErr w:type="spellEnd"/>
+            <w:r>
+              <w:rPr>
+                <w:rFonts w:ascii="Cambria" w:hAnsi="Cambria"/>
+                <w:color w:val="000000" w:themeColor="text1"/>
+                <w:sz w:val="18"/>
+                <w:szCs w:val="20"/>
+              </w:rPr>
+              <w:t/>
+            </w:r>
             <w:r>
               <w:rPr>
                 <w:rFonts w:ascii="Cambria" w:hAnsi="Cambria"/>
@@ -1976,26 +1512,15 @@
               </w:rPr>
               <w:t/>
             </w:r>
-            <w:proofErr w:type="spellStart"/>
-            <w:r>
-              <w:rPr>
-                <w:rFonts w:ascii="Cambria" w:hAnsi="Cambria"/>
-                <w:color w:val="000000" w:themeColor="text1"/>
-                <w:sz w:val="18"/>
-                <w:szCs w:val="20"/>
-              </w:rPr>
-              <w:t/>
-            </w:r>
-            <w:r>
-              <w:rPr>
-                <w:rFonts w:ascii="Cambria" w:hAnsi="Cambria"/>
-                <w:color w:val="000000" w:themeColor="text1"/>
-                <w:sz w:val="18"/>
-                <w:szCs w:val="20"/>
-              </w:rPr>
-              <w:t/>
-            </w:r>
-            <w:proofErr w:type="spellEnd"/>
+            <w:r>
+              <w:rPr>
+                <w:rFonts w:ascii="Cambria" w:hAnsi="Cambria"/>
+                <w:color w:val="000000" w:themeColor="text1"/>
+                <w:sz w:val="18"/>
+                <w:szCs w:val="20"/>
+              </w:rPr>
+              <w:t/>
+            </w:r>
             <w:r>
               <w:rPr>
                 <w:rFonts w:ascii="Cambria" w:hAnsi="Cambria"/>
@@ -2052,7 +1577,6 @@
               </w:rPr>
               <w:t/>
             </w:r>
-            <w:proofErr w:type="spellStart"/>
             <w:r>
               <w:rPr>
                 <w:rFonts w:ascii="Cambria" w:hAnsi="Cambria"/>
@@ -2063,7 +1587,6 @@
               </w:rPr>
               <w:t/>
             </w:r>
-            <w:proofErr w:type="spellEnd"/>
             <w:r>
               <w:rPr>
                 <w:rFonts w:ascii="Cambria" w:hAnsi="Cambria"/>
@@ -2165,9 +1688,8 @@
                 <w:sz w:val="21"/>
                 <w:szCs w:val="21"/>
               </w:rPr>
-              <w:t xml:space="preserve"/>
-            </w:r>
-            <w:proofErr w:type="spellStart"/>
+              <w:t/>
+            </w:r>
             <w:r>
               <w:rPr>
                 <w:rFonts w:ascii="Cambria" w:hAnsi="Cambria"/>
@@ -2178,17 +1700,6 @@
               </w:rPr>
               <w:t/>
             </w:r>
-            <w:proofErr w:type="spellEnd"/>
-            <w:r>
-              <w:rPr>
-                <w:rFonts w:ascii="Cambria" w:hAnsi="Cambria"/>
-                <w:b/>
-                <w:color w:val="000000" w:themeColor="text1"/>
-                <w:sz w:val="21"/>
-                <w:szCs w:val="21"/>
-              </w:rPr>
-              <w:t/>
-            </w:r>
           </w:p>
           <w:p>
             <w:pPr>
@@ -2218,17 +1729,15 @@
               </w:rPr>
               <w:t/>
             </w:r>
-            <w:proofErr w:type="spellStart"/>
-            <w:r>
-              <w:rPr>
-                <w:rFonts w:ascii="Cambria" w:hAnsi="Cambria"/>
-                <w:color w:val="000000" w:themeColor="text1"/>
-                <w:sz w:val="18"/>
-                <w:szCs w:val="20"/>
-              </w:rPr>
-              <w:t/>
-            </w:r>
-            <w:proofErr w:type="spellEnd"/>
+            <w:r>
+              <w:rPr>
+                <w:rFonts w:ascii="Cambria" w:hAnsi="Cambria"/>
+                <w:color w:val="000000" w:themeColor="text1"/>
+                <w:sz w:val="18"/>
+                <w:szCs w:val="20"/>
+              </w:rPr>
+              <w:t/>
+            </w:r>
             <w:r>
               <w:rPr>
                 <w:rFonts w:ascii="Cambria" w:hAnsi="Cambria"/>
@@ -2266,26 +1775,15 @@
               </w:rPr>
               <w:t/>
             </w:r>
-            <w:proofErr w:type="spellStart"/>
-            <w:r>
-              <w:rPr>
-                <w:rFonts w:ascii="Cambria" w:hAnsi="Cambria"/>
-                <w:color w:val="000000" w:themeColor="text1"/>
-                <w:sz w:val="18"/>
-                <w:szCs w:val="20"/>
-              </w:rPr>
-              <w:t/>
-            </w:r>
-            <w:r>
-              <w:rPr>
-                <w:rFonts w:ascii="Cambria" w:hAnsi="Cambria"/>
-                <w:color w:val="000000" w:themeColor="text1"/>
-                <w:sz w:val="18"/>
-                <w:szCs w:val="20"/>
-              </w:rPr>
-              <w:t/>
-            </w:r>
-            <w:proofErr w:type="spellEnd"/>
+            <w:r>
+              <w:rPr>
+                <w:rFonts w:ascii="Cambria" w:hAnsi="Cambria"/>
+                <w:color w:val="000000" w:themeColor="text1"/>
+                <w:sz w:val="18"/>
+                <w:szCs w:val="20"/>
+              </w:rPr>
+              <w:t/>
+            </w:r>
             <w:r>
               <w:rPr>
                 <w:rFonts w:ascii="Cambria" w:hAnsi="Cambria"/>
@@ -2462,9 +1960,8 @@
                 <w:sz w:val="21"/>
                 <w:szCs w:val="21"/>
               </w:rPr>
-              <w:t xml:space="preserve"/>
-            </w:r>
-            <w:proofErr w:type="spellStart"/>
+              <w:t/>
+            </w:r>
             <w:r>
               <w:rPr>
                 <w:rFonts w:ascii="Cambria" w:hAnsi="Cambria"/>
@@ -2475,17 +1972,6 @@
               </w:rPr>
               <w:t/>
             </w:r>
-            <w:proofErr w:type="spellEnd"/>
-            <w:r>
-              <w:rPr>
-                <w:rFonts w:ascii="Cambria" w:hAnsi="Cambria"/>
-                <w:b/>
-                <w:color w:val="000000" w:themeColor="text1"/>
-                <w:sz w:val="21"/>
-                <w:szCs w:val="21"/>
-              </w:rPr>
-              <w:t/>
-            </w:r>
           </w:p>
           <w:p>
             <w:pPr>
@@ -2515,17 +2001,15 @@
               </w:rPr>
               <w:t/>
             </w:r>
-            <w:proofErr w:type="spellStart"/>
-            <w:r>
-              <w:rPr>
-                <w:rFonts w:ascii="Cambria" w:hAnsi="Cambria"/>
-                <w:color w:val="000000" w:themeColor="text1"/>
-                <w:sz w:val="18"/>
-                <w:szCs w:val="20"/>
-              </w:rPr>
-              <w:t/>
-            </w:r>
-            <w:proofErr w:type="spellEnd"/>
+            <w:r>
+              <w:rPr>
+                <w:rFonts w:ascii="Cambria" w:hAnsi="Cambria"/>
+                <w:color w:val="000000" w:themeColor="text1"/>
+                <w:sz w:val="18"/>
+                <w:szCs w:val="20"/>
+              </w:rPr>
+              <w:t/>
+            </w:r>
             <w:r>
               <w:rPr>
                 <w:rFonts w:ascii="Cambria" w:hAnsi="Cambria"/>
@@ -2564,26 +2048,15 @@
               </w:rPr>
               <w:t/>
             </w:r>
-            <w:proofErr w:type="spellStart"/>
-            <w:r>
-              <w:rPr>
-                <w:rFonts w:ascii="Cambria" w:hAnsi="Cambria"/>
-                <w:color w:val="000000" w:themeColor="text1"/>
-                <w:sz w:val="18"/>
-                <w:szCs w:val="20"/>
-              </w:rPr>
-              <w:t/>
-            </w:r>
-            <w:r>
-              <w:rPr>
-                <w:rFonts w:ascii="Cambria" w:hAnsi="Cambria"/>
-                <w:color w:val="000000" w:themeColor="text1"/>
-                <w:sz w:val="18"/>
-                <w:szCs w:val="20"/>
-              </w:rPr>
-              <w:t/>
-            </w:r>
-            <w:proofErr w:type="spellEnd"/>
+            <w:r>
+              <w:rPr>
+                <w:rFonts w:ascii="Cambria" w:hAnsi="Cambria"/>
+                <w:color w:val="000000" w:themeColor="text1"/>
+                <w:sz w:val="18"/>
+                <w:szCs w:val="20"/>
+              </w:rPr>
+              <w:t/>
+            </w:r>
             <w:r>
               <w:rPr>
                 <w:rFonts w:ascii="Cambria" w:hAnsi="Cambria"/>
@@ -2751,9 +2224,8 @@
                 <w:sz w:val="21"/>
                 <w:szCs w:val="21"/>
               </w:rPr>
-              <w:t xml:space="preserve"/>
-            </w:r>
-            <w:proofErr w:type="spellStart"/>
+              <w:t/>
+            </w:r>
             <w:r>
               <w:rPr>
                 <w:rFonts w:ascii="Cambria" w:hAnsi="Cambria"/>
@@ -2764,17 +2236,6 @@
               </w:rPr>
               <w:t/>
             </w:r>
-            <w:proofErr w:type="spellEnd"/>
-            <w:r>
-              <w:rPr>
-                <w:rFonts w:ascii="Cambria" w:hAnsi="Cambria"/>
-                <w:b/>
-                <w:color w:val="000000" w:themeColor="text1"/>
-                <w:sz w:val="21"/>
-                <w:szCs w:val="21"/>
-              </w:rPr>
-              <w:t/>
-            </w:r>
           </w:p>
           <w:p>
             <w:pPr>
@@ -2804,17 +2265,15 @@
               </w:rPr>
               <w:t/>
             </w:r>
-            <w:proofErr w:type="spellStart"/>
-            <w:r>
-              <w:rPr>
-                <w:rFonts w:ascii="Cambria" w:hAnsi="Cambria"/>
-                <w:color w:val="000000" w:themeColor="text1"/>
-                <w:sz w:val="18"/>
-                <w:szCs w:val="20"/>
-              </w:rPr>
-              <w:t/>
-            </w:r>
-            <w:proofErr w:type="spellEnd"/>
+            <w:r>
+              <w:rPr>
+                <w:rFonts w:ascii="Cambria" w:hAnsi="Cambria"/>
+                <w:color w:val="000000" w:themeColor="text1"/>
+                <w:sz w:val="18"/>
+                <w:szCs w:val="20"/>
+              </w:rPr>
+              <w:t/>
+            </w:r>
             <w:r>
               <w:rPr>
                 <w:rFonts w:ascii="Cambria" w:hAnsi="Cambria"/>
@@ -2853,26 +2312,15 @@
               </w:rPr>
               <w:t/>
             </w:r>
-            <w:proofErr w:type="spellStart"/>
-            <w:r>
-              <w:rPr>
-                <w:rFonts w:ascii="Cambria" w:hAnsi="Cambria"/>
-                <w:color w:val="000000" w:themeColor="text1"/>
-                <w:sz w:val="18"/>
-                <w:szCs w:val="20"/>
-              </w:rPr>
-              <w:t/>
-            </w:r>
-            <w:r>
-              <w:rPr>
-                <w:rFonts w:ascii="Cambria" w:hAnsi="Cambria"/>
-                <w:color w:val="000000" w:themeColor="text1"/>
-                <w:sz w:val="18"/>
-                <w:szCs w:val="20"/>
-              </w:rPr>
-              <w:t/>
-            </w:r>
-            <w:proofErr w:type="spellEnd"/>
+            <w:r>
+              <w:rPr>
+                <w:rFonts w:ascii="Cambria" w:hAnsi="Cambria"/>
+                <w:color w:val="000000" w:themeColor="text1"/>
+                <w:sz w:val="18"/>
+                <w:szCs w:val="20"/>
+              </w:rPr>
+              <w:t/>
+            </w:r>
             <w:r>
               <w:rPr>
                 <w:rFonts w:ascii="Cambria" w:hAnsi="Cambria"/>
@@ -3039,9 +2487,8 @@
                 <w:sz w:val="21"/>
                 <w:szCs w:val="21"/>
               </w:rPr>
-              <w:t xml:space="preserve"/>
-            </w:r>
-            <w:proofErr w:type="spellStart"/>
+              <w:t/>
+            </w:r>
             <w:r>
               <w:rPr>
                 <w:rFonts w:ascii="Cambria" w:hAnsi="Cambria"/>
@@ -3052,17 +2499,6 @@
               </w:rPr>
               <w:t/>
             </w:r>
-            <w:proofErr w:type="spellEnd"/>
-            <w:r>
-              <w:rPr>
-                <w:rFonts w:ascii="Cambria" w:hAnsi="Cambria"/>
-                <w:b/>
-                <w:color w:val="000000" w:themeColor="text1"/>
-                <w:sz w:val="21"/>
-                <w:szCs w:val="21"/>
-              </w:rPr>
-              <w:t/>
-            </w:r>
           </w:p>
           <w:p>
             <w:pPr>
@@ -3092,17 +2528,15 @@
               </w:rPr>
               <w:t/>
             </w:r>
-            <w:proofErr w:type="spellStart"/>
-            <w:r>
-              <w:rPr>
-                <w:rFonts w:ascii="Cambria" w:hAnsi="Cambria"/>
-                <w:color w:val="000000" w:themeColor="text1"/>
-                <w:sz w:val="18"/>
-                <w:szCs w:val="20"/>
-              </w:rPr>
-              <w:t/>
-            </w:r>
-            <w:proofErr w:type="spellEnd"/>
+            <w:r>
+              <w:rPr>
+                <w:rFonts w:ascii="Cambria" w:hAnsi="Cambria"/>
+                <w:color w:val="000000" w:themeColor="text1"/>
+                <w:sz w:val="18"/>
+                <w:szCs w:val="20"/>
+              </w:rPr>
+              <w:t/>
+            </w:r>
             <w:r>
               <w:rPr>
                 <w:rFonts w:ascii="Cambria" w:hAnsi="Cambria"/>
@@ -3141,26 +2575,15 @@
               </w:rPr>
               <w:t/>
             </w:r>
-            <w:proofErr w:type="spellStart"/>
-            <w:r>
-              <w:rPr>
-                <w:rFonts w:ascii="Cambria" w:hAnsi="Cambria"/>
-                <w:color w:val="000000" w:themeColor="text1"/>
-                <w:sz w:val="18"/>
-                <w:szCs w:val="20"/>
-              </w:rPr>
-              <w:t/>
-            </w:r>
-            <w:r>
-              <w:rPr>
-                <w:rFonts w:ascii="Cambria" w:hAnsi="Cambria"/>
-                <w:color w:val="000000" w:themeColor="text1"/>
-                <w:sz w:val="18"/>
-                <w:szCs w:val="20"/>
-              </w:rPr>
-              <w:t/>
-            </w:r>
-            <w:proofErr w:type="spellEnd"/>
+            <w:r>
+              <w:rPr>
+                <w:rFonts w:ascii="Cambria" w:hAnsi="Cambria"/>
+                <w:color w:val="000000" w:themeColor="text1"/>
+                <w:sz w:val="18"/>
+                <w:szCs w:val="20"/>
+              </w:rPr>
+              <w:t/>
+            </w:r>
             <w:r>
               <w:rPr>
                 <w:rFonts w:ascii="Cambria" w:hAnsi="Cambria"/>
@@ -3202,29 +2625,30 @@
                 <w:color w:val="000000" w:themeColor="text1"/>
                 <w:sz w:val="20"/>
                 <w:szCs w:val="24"/>
-              </w:rPr>
-              <w:t xml:space="preserve">${nilai}</w:t>
-            </w:r>
-          </w:p>
-          <w:p>
-            <w:pPr>
-              <w:spacing w:after="0" w:line="240" w:lineRule="auto"/>
-              <w:rPr>
-                <w:rFonts w:ascii="Cambria" w:hAnsi="Cambria"/>
-                <w:color w:val="000000" w:themeColor="text1"/>
-                <w:szCs w:val="24"/>
                 <w:lang w:val="fi-FI"/>
               </w:rPr>
-            </w:pPr>
-            <w:r>
-              <w:rPr>
-                <w:rFonts w:ascii="Cambria" w:hAnsi="Cambria"/>
-                <w:b/>
-                <w:bCs/>
+              <w:t>${nilai}</w:t>
+            </w:r>
+          </w:p>
+          <w:p>
+            <w:pPr>
+              <w:spacing w:after="0" w:line="240" w:lineRule="auto"/>
+              <w:rPr>
+                <w:rFonts w:ascii="Cambria" w:hAnsi="Cambria"/>
                 <w:color w:val="000000" w:themeColor="text1"/>
                 <w:szCs w:val="24"/>
                 <w:lang w:val="fi-FI"/>
               </w:rPr>
+            </w:pPr>
+            <w:r>
+              <w:rPr>
+                <w:rFonts w:ascii="Cambria" w:hAnsi="Cambria"/>
+                <w:b/>
+                <w:bCs/>
+                <w:color w:val="000000" w:themeColor="text1"/>
+                <w:szCs w:val="24"/>
+                <w:lang w:val="fi-FI"/>
+              </w:rPr>
               <w:t xml:space="preserve">Tanggal penilaian: </w:t>
             </w:r>
           </w:p>
@@ -3249,119 +2673,74 @@
                 <w:szCs w:val="24"/>
                 <w:lang w:val="fi-FI"/>
               </w:rPr>
+              <w:t>Penilai</w:t>
+            </w:r>
+          </w:p>
+          <w:p>
+            <w:pPr>
+              <w:spacing w:after="0" w:line="240" w:lineRule="auto"/>
+              <w:rPr>
+                <w:rFonts w:ascii="Cambria" w:hAnsi="Cambria"/>
+                <w:b/>
+                <w:bCs/>
+                <w:color w:val="000000" w:themeColor="text1"/>
+                <w:sz w:val="20"/>
+                <w:szCs w:val="24"/>
+                <w:lang w:val="fi-FI"/>
+              </w:rPr>
+            </w:pPr>
+          </w:p>
+          <w:p>
+            <w:pPr>
+              <w:spacing w:after="0" w:line="240" w:lineRule="auto"/>
+              <w:rPr>
+                <w:rFonts w:ascii="Cambria" w:hAnsi="Cambria"/>
+                <w:b/>
+                <w:bCs/>
+                <w:color w:val="000000" w:themeColor="text1"/>
+                <w:sz w:val="20"/>
+                <w:szCs w:val="24"/>
+                <w:lang w:val="fi-FI"/>
+              </w:rPr>
+            </w:pPr>
+            <w:r>
+              <w:rPr>
+                <w:rFonts w:ascii="Cambria" w:hAnsi="Cambria"/>
+                <w:b/>
+                <w:bCs/>
+                <w:color w:val="000000" w:themeColor="text1"/>
+                <w:sz w:val="20"/>
+                <w:szCs w:val="24"/>
+                <w:lang w:val="fi-FI"/>
+              </w:rPr>
+              <w:t>${signature}</w:t>
+            </w:r>
+          </w:p>
+          <w:p>
+            <w:pPr>
+              <w:spacing w:after="0" w:line="240" w:lineRule="auto"/>
+              <w:rPr>
+                <w:rFonts w:ascii="Cambria" w:hAnsi="Cambria"/>
+                <w:b/>
+                <w:bCs/>
+                <w:color w:val="000000" w:themeColor="text1"/>
+                <w:sz w:val="20"/>
+                <w:szCs w:val="24"/>
+                <w:u w:val="single"/>
+                <w:lang w:val="fi-FI"/>
+              </w:rPr>
+            </w:pPr>
+            <w:r>
+              <w:rPr>
+                <w:rFonts w:ascii="Cambria" w:hAnsi="Cambria"/>
+                <w:b/>
+                <w:bCs/>
+                <w:color w:val="000000" w:themeColor="text1"/>
+                <w:szCs w:val="24"/>
+                <w:u w:val="single"/>
+                <w:lang w:val="fi-FI"/>
+              </w:rPr>
               <w:t>${nama_penilai}</w:t>
-            </w:r>
-            <w:r>
-              <w:rPr>
-                <w:rFonts w:ascii="Cambria" w:hAnsi="Cambria"/>
-                <w:b/>
-                <w:bCs/>
-                <w:color w:val="000000" w:themeColor="text1"/>
-                <w:szCs w:val="24"/>
-                <w:lang w:val="fi-FI"/>
-              </w:rPr>
-              <w:t/>
-            </w:r>
-            <w:r>
-              <w:rPr>
-                <w:rFonts w:ascii="Cambria" w:hAnsi="Cambria"/>
-                <w:b/>
-                <w:bCs/>
-                <w:color w:val="000000" w:themeColor="text1"/>
-                <w:szCs w:val="24"/>
-                <w:lang w:val="fi-FI"/>
-              </w:rPr>
-              <w:t xml:space="preserve"/>
-            </w:r>
-            <w:r>
-              <w:rPr>
-                <w:rFonts w:ascii="Cambria" w:hAnsi="Cambria"/>
-                <w:b/>
-                <w:bCs/>
-                <w:color w:val="000000" w:themeColor="text1"/>
-                <w:szCs w:val="24"/>
-                <w:lang w:val="fi-FI"/>
-              </w:rPr>
-              <w:t/>
-            </w:r>
-            <w:r>
-              <w:rPr>
-                <w:rFonts w:ascii="Cambria" w:hAnsi="Cambria"/>
-                <w:b/>
-                <w:bCs/>
-                <w:color w:val="000000" w:themeColor="text1"/>
-                <w:szCs w:val="24"/>
-                <w:lang w:val="fi-FI"/>
-              </w:rPr>
-              <w:t/>
-            </w:r>
-          </w:p>
-          <w:p>
-            <w:pPr>
-              <w:spacing w:after="0" w:line="240" w:lineRule="auto"/>
-              <w:rPr>
-                <w:rFonts w:ascii="Cambria" w:hAnsi="Cambria"/>
-                <w:b/>
-                <w:bCs/>
-                <w:color w:val="000000" w:themeColor="text1"/>
-                <w:sz w:val="20"/>
-                <w:szCs w:val="24"/>
-                <w:lang w:val="fi-FI"/>
-              </w:rPr>
-            </w:pPr>
-          </w:p>
-          <w:p>
-            <w:pPr>
-              <w:spacing w:after="0" w:line="240" w:lineRule="auto"/>
-              <w:rPr>
-                <w:rFonts w:ascii="Cambria" w:hAnsi="Cambria"/>
-                <w:b/>
-                <w:bCs/>
-                <w:color w:val="000000" w:themeColor="text1"/>
-                <w:sz w:val="20"/>
-                <w:szCs w:val="24"/>
-                <w:lang w:val="fi-FI"/>
-              </w:rPr>
-            </w:pPr>
-          </w:p>
-          <w:p>
-            <w:pPr>
-              <w:spacing w:after="0" w:line="240" w:lineRule="auto"/>
-              <w:rPr>
-                <w:rFonts w:ascii="Cambria" w:hAnsi="Cambria"/>
-                <w:b/>
-                <w:bCs/>
-                <w:color w:val="000000" w:themeColor="text1"/>
-                <w:sz w:val="20"/>
-                <w:szCs w:val="24"/>
-                <w:lang w:val="fi-FI"/>
-              </w:rPr>
-            </w:pPr>
-          </w:p>
-          <w:p>
-            <w:pPr>
-              <w:spacing w:after="0" w:line="240" w:lineRule="auto"/>
-              <w:rPr>
-                <w:rFonts w:ascii="Cambria" w:hAnsi="Cambria"/>
-                <w:b/>
-                <w:bCs/>
-                <w:color w:val="000000" w:themeColor="text1"/>
-                <w:sz w:val="20"/>
-                <w:szCs w:val="24"/>
-                <w:lang w:val="fi-FI"/>
-              </w:rPr>
-            </w:pPr>
-            <w:r>
-              <w:rPr>
-                <w:rFonts w:ascii="Cambria" w:hAnsi="Cambria"/>
-                <w:b/>
-                <w:bCs/>
-                <w:color w:val="000000" w:themeColor="text1"/>
-                <w:sz w:val="20"/>
-                <w:szCs w:val="24"/>
-                <w:lang w:val="fi-FI"/>
-              </w:rPr>
-              <w:t>_____________________________</w:t>
             </w:r>
           </w:p>
           <w:p>
@@ -3466,7 +2845,7 @@
 </file>
 
 <file path=word/endnotes.xml><?xml version="1.0" encoding="utf-8"?>
-<w:endnotes xmlns:wpc="http://schemas.microsoft.com/office/word/2010/wordprocessingCanvas" xmlns:cx="http://schemas.microsoft.com/office/drawing/2014/chartex" xmlns:cx1="http://schemas.microsoft.com/office/drawing/2015/9/8/chartex" xmlns:cx2="http://schemas.microsoft.com/office/drawing/2015/10/21/chartex" xmlns:cx3="http://schemas.microsoft.com/office/drawing/2016/5/9/chartex" xmlns:cx4="http://schemas.microsoft.com/office/drawing/2016/5/10/chartex" xmlns:cx5="http://schemas.microsoft.com/office/drawing/2016/5/11/chartex" xmlns:cx6="http://schemas.microsoft.com/office/drawing/2016/5/12/chartex" xmlns:cx7="http://schemas.microsoft.com/office/drawing/2016/5/13/chartex" xmlns:cx8="http://schemas.microsoft.com/office/drawing/2016/5/14/chartex" xmlns:mc="http://schemas.openxmlformats.org/markup-compatibility/2006" xmlns:aink="http://schemas.microsoft.com/office/drawing/2016/ink" xmlns:am3d="http://schemas.microsoft.com/office/drawing/2017/model3d" xmlns:o="urn:schemas-microsoft-com:office:office" xmlns:oel="http://schemas.microsoft.com/office/2019/extlst" xmlns:r="http://schemas.openxmlformats.org/officeDocument/2006/relationships" xmlns:m="http://schemas.openxmlformats.org/officeDocument/2006/math" xmlns:v="urn:schemas-microsoft-com:vml" xmlns:wp14="http://schemas.microsoft.com/office/word/2010/wordprocessingDrawing" xmlns:wp="http://schemas.openxmlformats.org/drawingml/2006/wordprocessingDrawing" xmlns:w10="urn:schemas-microsoft-com:office:word" xmlns:w="http://schemas.openxmlformats.org/wordprocessingml/2006/main" xmlns:w14="http://schemas.microsoft.com/office/word/2010/wordml" xmlns:w15="http://schemas.microsoft.com/office/word/2012/wordml" xmlns:w16cei="http://schemas.microsoft.com/office/word/2026/wordml/cei" xmlns:w16cex="http://schemas.microsoft.com/office/word/2018/wordml/cex" xmlns:w16cid="http://schemas.microsoft.com/office/word/2016/wordml/cid" xmlns:w16="http://schemas.microsoft.com/office/word/2018/wordml" xmlns:w16du="http://schemas.microsoft.com/office/word/2023/wordml/word16du" xmlns:w16sdtdh="http://schemas.microsoft.com/office/word/2020/wordml/sdtdatahash" xmlns:w16sdtfl="http://schemas.microsoft.com/office/word/2024/wordml/sdtformatlock" xmlns:w16se="http://schemas.microsoft.com/office/word/2015/wordml/symex" xmlns:wpg="http://schemas.microsoft.com/office/word/2010/wordprocessingGroup" xmlns:wpi="http://schemas.microsoft.com/office/word/2010/wordprocessingInk" xmlns:wne="http://schemas.microsoft.com/office/word/2006/wordml" xmlns:wps="http://schemas.microsoft.com/office/word/2010/wordprocessingShape" mc:Ignorable="w14 w15 w16se w16cid w16 w16cex w16sdtdh w16sdtfl w16du wp14">
+<w:endnotes xmlns:wpc="http://schemas.microsoft.com/office/word/2010/wordprocessingCanvas" xmlns:cx="http://schemas.microsoft.com/office/drawing/2014/chartex" xmlns:cx1="http://schemas.microsoft.com/office/drawing/2015/9/8/chartex" xmlns:cx2="http://schemas.microsoft.com/office/drawing/2015/10/21/chartex" xmlns:cx3="http://schemas.microsoft.com/office/drawing/2016/5/9/chartex" xmlns:cx4="http://schemas.microsoft.com/office/drawing/2016/5/10/chartex" xmlns:cx5="http://schemas.microsoft.com/office/drawing/2016/5/11/chartex" xmlns:cx6="http://schemas.microsoft.com/office/drawing/2016/5/12/chartex" xmlns:cx7="http://schemas.microsoft.com/office/drawing/2016/5/13/chartex" xmlns:cx8="http://schemas.microsoft.com/office/drawing/2016/5/14/chartex" xmlns:mc="http://schemas.openxmlformats.org/markup-compatibility/2006" xmlns:aink="http://schemas.microsoft.com/office/drawing/2016/ink" xmlns:am3d="http://schemas.microsoft.com/office/drawing/2017/model3d" xmlns:o="urn:schemas-microsoft-com:office:office" xmlns:oel="http://schemas.microsoft.com/office/2019/extlst" xmlns:r="http://schemas.openxmlformats.org/officeDocument/2006/relationships" xmlns:m="http://schemas.openxmlformats.org/officeDocument/2006/math" xmlns:v="urn:schemas-microsoft-com:vml" xmlns:wp14="http://schemas.microsoft.com/office/word/2010/wordprocessingDrawing" xmlns:wp="http://schemas.openxmlformats.org/drawingml/2006/wordprocessingDrawing" xmlns:w10="urn:schemas-microsoft-com:office:word" xmlns:w="http://schemas.openxmlformats.org/wordprocessingml/2006/main" xmlns:w14="http://schemas.microsoft.com/office/word/2010/wordml" xmlns:w15="http://schemas.microsoft.com/office/word/2012/wordml" xmlns:w16cex="http://schemas.microsoft.com/office/word/2018/wordml/cex" xmlns:w16cid="http://schemas.microsoft.com/office/word/2016/wordml/cid" xmlns:w16="http://schemas.microsoft.com/office/word/2018/wordml" xmlns:w16du="http://schemas.microsoft.com/office/word/2023/wordml/word16du" xmlns:w16sdtdh="http://schemas.microsoft.com/office/word/2020/wordml/sdtdatahash" xmlns:w16sdtfl="http://schemas.microsoft.com/office/word/2024/wordml/sdtformatlock" xmlns:w16se="http://schemas.microsoft.com/office/word/2015/wordml/symex" xmlns:wpg="http://schemas.microsoft.com/office/word/2010/wordprocessingGroup" xmlns:wpi="http://schemas.microsoft.com/office/word/2010/wordprocessingInk" xmlns:wne="http://schemas.microsoft.com/office/word/2006/wordml" xmlns:wps="http://schemas.microsoft.com/office/word/2010/wordprocessingShape" mc:Ignorable="w14 w15 w16se w16cid w16 w16cex w16sdtdh w16sdtfl w16du wp14">
   <w:endnote w:type="separator" w:id="-1">
     <w:p>
       <w:pPr>
@@ -3491,7 +2870,7 @@
 </file>
 
 <file path=word/footnotes.xml><?xml version="1.0" encoding="utf-8"?>
-<w:footnotes xmlns:wpc="http://schemas.microsoft.com/office/word/2010/wordprocessingCanvas" xmlns:cx="http://schemas.microsoft.com/office/drawing/2014/chartex" xmlns:cx1="http://schemas.microsoft.com/office/drawing/2015/9/8/chartex" xmlns:cx2="http://schemas.microsoft.com/office/drawing/2015/10/21/chartex" xmlns:cx3="http://schemas.microsoft.com/office/drawing/2016/5/9/chartex" xmlns:cx4="http://schemas.microsoft.com/office/drawing/2016/5/10/chartex" xmlns:cx5="http://schemas.microsoft.com/office/drawing/2016/5/11/chartex" xmlns:cx6="http://schemas.microsoft.com/office/drawing/2016/5/12/chartex" xmlns:cx7="http://schemas.microsoft.com/office/drawing/2016/5/13/chartex" xmlns:cx8="http://schemas.microsoft.com/office/drawing/2016/5/14/chartex" xmlns:mc="http://schemas.openxmlformats.org/markup-compatibility/2006" xmlns:aink="http://schemas.microsoft.com/office/drawing/2016/ink" xmlns:am3d="http://schemas.microsoft.com/office/drawing/2017/model3d" xmlns:o="urn:schemas-microsoft-com:office:office" xmlns:oel="http://schemas.microsoft.com/office/2019/extlst" xmlns:r="http://schemas.openxmlformats.org/officeDocument/2006/relationships" xmlns:m="http://schemas.openxmlformats.org/officeDocument/2006/math" xmlns:v="urn:schemas-microsoft-com:vml" xmlns:wp14="http://schemas.microsoft.com/office/word/2010/wordprocessingDrawing" xmlns:wp="http://schemas.openxmlformats.org/drawingml/2006/wordprocessingDrawing" xmlns:w10="urn:schemas-microsoft-com:office:word" xmlns:w="http://schemas.openxmlformats.org/wordprocessingml/2006/main" xmlns:w14="http://schemas.microsoft.com/office/word/2010/wordml" xmlns:w15="http://schemas.microsoft.com/office/word/2012/wordml" xmlns:w16cei="http://schemas.microsoft.com/office/word/2026/wordml/cei" xmlns:w16cex="http://schemas.microsoft.com/office/word/2018/wordml/cex" xmlns:w16cid="http://schemas.microsoft.com/office/word/2016/wordml/cid" xmlns:w16="http://schemas.microsoft.com/office/word/2018/wordml" xmlns:w16du="http://schemas.microsoft.com/office/word/2023/wordml/word16du" xmlns:w16sdtdh="http://schemas.microsoft.com/office/word/2020/wordml/sdtdatahash" xmlns:w16sdtfl="http://schemas.microsoft.com/office/word/2024/wordml/sdtformatlock" xmlns:w16se="http://schemas.microsoft.com/office/word/2015/wordml/symex" xmlns:wpg="http://schemas.microsoft.com/office/word/2010/wordprocessingGroup" xmlns:wpi="http://schemas.microsoft.com/office/word/2010/wordprocessingInk" xmlns:wne="http://schemas.microsoft.com/office/word/2006/wordml" xmlns:wps="http://schemas.microsoft.com/office/word/2010/wordprocessingShape" mc:Ignorable="w14 w15 w16se w16cid w16 w16cex w16sdtdh w16sdtfl w16du wp14">
+<w:footnotes xmlns:wpc="http://schemas.microsoft.com/office/word/2010/wordprocessingCanvas" xmlns:cx="http://schemas.microsoft.com/office/drawing/2014/chartex" xmlns:cx1="http://schemas.microsoft.com/office/drawing/2015/9/8/chartex" xmlns:cx2="http://schemas.microsoft.com/office/drawing/2015/10/21/chartex" xmlns:cx3="http://schemas.microsoft.com/office/drawing/2016/5/9/chartex" xmlns:cx4="http://schemas.microsoft.com/office/drawing/2016/5/10/chartex" xmlns:cx5="http://schemas.microsoft.com/office/drawing/2016/5/11/chartex" xmlns:cx6="http://schemas.microsoft.com/office/drawing/2016/5/12/chartex" xmlns:cx7="http://schemas.microsoft.com/office/drawing/2016/5/13/chartex" xmlns:cx8="http://schemas.microsoft.com/office/drawing/2016/5/14/chartex" xmlns:mc="http://schemas.openxmlformats.org/markup-compatibility/2006" xmlns:aink="http://schemas.microsoft.com/office/drawing/2016/ink" xmlns:am3d="http://schemas.microsoft.com/office/drawing/2017/model3d" xmlns:o="urn:schemas-microsoft-com:office:office" xmlns:oel="http://schemas.microsoft.com/office/2019/extlst" xmlns:r="http://schemas.openxmlformats.org/officeDocument/2006/relationships" xmlns:m="http://schemas.openxmlformats.org/officeDocument/2006/math" xmlns:v="urn:schemas-microsoft-com:vml" xmlns:wp14="http://schemas.microsoft.com/office/word/2010/wordprocessingDrawing" xmlns:wp="http://schemas.openxmlformats.org/drawingml/2006/wordprocessingDrawing" xmlns:w10="urn:schemas-microsoft-com:office:word" xmlns:w="http://schemas.openxmlformats.org/wordprocessingml/2006/main" xmlns:w14="http://schemas.microsoft.com/office/word/2010/wordml" xmlns:w15="http://schemas.microsoft.com/office/word/2012/wordml" xmlns:w16cex="http://schemas.microsoft.com/office/word/2018/wordml/cex" xmlns:w16cid="http://schemas.microsoft.com/office/word/2016/wordml/cid" xmlns:w16="http://schemas.microsoft.com/office/word/2018/wordml" xmlns:w16du="http://schemas.microsoft.com/office/word/2023/wordml/word16du" xmlns:w16sdtdh="http://schemas.microsoft.com/office/word/2020/wordml/sdtdatahash" xmlns:w16sdtfl="http://schemas.microsoft.com/office/word/2024/wordml/sdtformatlock" xmlns:w16se="http://schemas.microsoft.com/office/word/2015/wordml/symex" xmlns:wpg="http://schemas.microsoft.com/office/word/2010/wordprocessingGroup" xmlns:wpi="http://schemas.microsoft.com/office/word/2010/wordprocessingInk" xmlns:wne="http://schemas.microsoft.com/office/word/2006/wordml" xmlns:wps="http://schemas.microsoft.com/office/word/2010/wordprocessingShape" mc:Ignorable="w14 w15 w16se w16cid w16 w16cex w16sdtdh w16sdtfl w16du wp14">
   <w:footnote w:type="separator" w:id="-1">
     <w:p>
       <w:pPr>
@@ -3516,7 +2895,7 @@
 </file>
 
 <file path=word/header1.xml><?xml version="1.0" encoding="utf-8"?>
-<w:hdr xmlns:wpc="http://schemas.microsoft.com/office/word/2010/wordprocessingCanvas" xmlns:cx="http://schemas.microsoft.com/office/drawing/2014/chartex" xmlns:cx1="http://schemas.microsoft.com/office/drawing/2015/9/8/chartex" xmlns:cx2="http://schemas.microsoft.com/office/drawing/2015/10/21/chartex" xmlns:cx3="http://schemas.microsoft.com/office/drawing/2016/5/9/chartex" xmlns:cx4="http://schemas.microsoft.com/office/drawing/2016/5/10/chartex" xmlns:cx5="http://schemas.microsoft.com/office/drawing/2016/5/11/chartex" xmlns:cx6="http://schemas.microsoft.com/office/drawing/2016/5/12/chartex" xmlns:cx7="http://schemas.microsoft.com/office/drawing/2016/5/13/chartex" xmlns:cx8="http://schemas.microsoft.com/office/drawing/2016/5/14/chartex" xmlns:mc="http://schemas.openxmlformats.org/markup-compatibility/2006" xmlns:aink="http://schemas.microsoft.com/office/drawing/2016/ink" xmlns:am3d="http://schemas.microsoft.com/office/drawing/2017/model3d" xmlns:o="urn:schemas-microsoft-com:office:office" xmlns:oel="http://schemas.microsoft.com/office/2019/extlst" xmlns:r="http://schemas.openxmlformats.org/officeDocument/2006/relationships" xmlns:m="http://schemas.openxmlformats.org/officeDocument/2006/math" xmlns:v="urn:schemas-microsoft-com:vml" xmlns:wp14="http://schemas.microsoft.com/office/word/2010/wordprocessingDrawing" xmlns:wp="http://schemas.openxmlformats.org/drawingml/2006/wordprocessingDrawing" xmlns:w10="urn:schemas-microsoft-com:office:word" xmlns:w="http://schemas.openxmlformats.org/wordprocessingml/2006/main" xmlns:w14="http://schemas.microsoft.com/office/word/2010/wordml" xmlns:w15="http://schemas.microsoft.com/office/word/2012/wordml" xmlns:w16cei="http://schemas.microsoft.com/office/word/2026/wordml/cei" xmlns:w16cex="http://schemas.microsoft.com/office/word/2018/wordml/cex" xmlns:w16cid="http://schemas.microsoft.com/office/word/2016/wordml/cid" xmlns:w16="http://schemas.microsoft.com/office/word/2018/wordml" xmlns:w16du="http://schemas.microsoft.com/office/word/2023/wordml/word16du" xmlns:w16sdtdh="http://schemas.microsoft.com/office/word/2020/wordml/sdtdatahash" xmlns:w16sdtfl="http://schemas.microsoft.com/office/word/2024/wordml/sdtformatlock" xmlns:w16se="http://schemas.microsoft.com/office/word/2015/wordml/symex" xmlns:wpg="http://schemas.microsoft.com/office/word/2010/wordprocessingGroup" xmlns:wpi="http://schemas.microsoft.com/office/word/2010/wordprocessingInk" xmlns:wne="http://schemas.microsoft.com/office/word/2006/wordml" xmlns:wps="http://schemas.microsoft.com/office/word/2010/wordprocessingShape" mc:Ignorable="w14 w15 w16se w16cid w16 w16cex w16sdtdh w16sdtfl w16du wp14">
+<w:hdr xmlns:wpc="http://schemas.microsoft.com/office/word/2010/wordprocessingCanvas" xmlns:cx="http://schemas.microsoft.com/office/drawing/2014/chartex" xmlns:cx1="http://schemas.microsoft.com/office/drawing/2015/9/8/chartex" xmlns:cx2="http://schemas.microsoft.com/office/drawing/2015/10/21/chartex" xmlns:cx3="http://schemas.microsoft.com/office/drawing/2016/5/9/chartex" xmlns:cx4="http://schemas.microsoft.com/office/drawing/2016/5/10/chartex" xmlns:cx5="http://schemas.microsoft.com/office/drawing/2016/5/11/chartex" xmlns:cx6="http://schemas.microsoft.com/office/drawing/2016/5/12/chartex" xmlns:cx7="http://schemas.microsoft.com/office/drawing/2016/5/13/chartex" xmlns:cx8="http://schemas.microsoft.com/office/drawing/2016/5/14/chartex" xmlns:mc="http://schemas.openxmlformats.org/markup-compatibility/2006" xmlns:aink="http://schemas.microsoft.com/office/drawing/2016/ink" xmlns:am3d="http://schemas.microsoft.com/office/drawing/2017/model3d" xmlns:o="urn:schemas-microsoft-com:office:office" xmlns:oel="http://schemas.microsoft.com/office/2019/extlst" xmlns:r="http://schemas.openxmlformats.org/officeDocument/2006/relationships" xmlns:m="http://schemas.openxmlformats.org/officeDocument/2006/math" xmlns:v="urn:schemas-microsoft-com:vml" xmlns:wp14="http://schemas.microsoft.com/office/word/2010/wordprocessingDrawing" xmlns:wp="http://schemas.openxmlformats.org/drawingml/2006/wordprocessingDrawing" xmlns:w10="urn:schemas-microsoft-com:office:word" xmlns:w="http://schemas.openxmlformats.org/wordprocessingml/2006/main" xmlns:w14="http://schemas.microsoft.com/office/word/2010/wordml" xmlns:w15="http://schemas.microsoft.com/office/word/2012/wordml" xmlns:w16cex="http://schemas.microsoft.com/office/word/2018/wordml/cex" xmlns:w16cid="http://schemas.microsoft.com/office/word/2016/wordml/cid" xmlns:w16="http://schemas.microsoft.com/office/word/2018/wordml" xmlns:w16du="http://schemas.microsoft.com/office/word/2023/wordml/word16du" xmlns:w16sdtdh="http://schemas.microsoft.com/office/word/2020/wordml/sdtdatahash" xmlns:w16sdtfl="http://schemas.microsoft.com/office/word/2024/wordml/sdtformatlock" xmlns:w16se="http://schemas.microsoft.com/office/word/2015/wordml/symex" xmlns:wpg="http://schemas.microsoft.com/office/word/2010/wordprocessingGroup" xmlns:wpi="http://schemas.microsoft.com/office/word/2010/wordprocessingInk" xmlns:wne="http://schemas.microsoft.com/office/word/2006/wordml" xmlns:wps="http://schemas.microsoft.com/office/word/2010/wordprocessingShape" mc:Ignorable="w14 w15 w16se w16cid w16 w16cex w16sdtdh w16sdtfl w16du wp14">
   <w:tbl>
     <w:tblPr>
       <w:tblpPr w:leftFromText="180" w:rightFromText="180" w:vertAnchor="page" w:horzAnchor="margin" w:tblpX="-459" w:tblpY="750"/>
